--- a/text/part1/11OnTerrace.docx
+++ b/text/part1/11OnTerrace.docx
@@ -1,6 +1,6 @@
 
 <file path=word/document.xml><?xml version="1.0" encoding="utf-8"?>
-<w:document xmlns:wpc="http://schemas.microsoft.com/office/word/2010/wordprocessingCanvas" xmlns:cx="http://schemas.microsoft.com/office/drawing/2014/chartex" xmlns:cx1="http://schemas.microsoft.com/office/drawing/2015/9/8/chartex" xmlns:cx2="http://schemas.microsoft.com/office/drawing/2015/10/21/chartex" xmlns:cx3="http://schemas.microsoft.com/office/drawing/2016/5/9/chartex" xmlns:cx4="http://schemas.microsoft.com/office/drawing/2016/5/10/chartex" xmlns:cx5="http://schemas.microsoft.com/office/drawing/2016/5/11/chartex" xmlns:cx6="http://schemas.microsoft.com/office/drawing/2016/5/12/chartex" xmlns:cx7="http://schemas.microsoft.com/office/drawing/2016/5/13/chartex" xmlns:cx8="http://schemas.microsoft.com/office/drawing/2016/5/14/chartex" xmlns:mc="http://schemas.openxmlformats.org/markup-compatibility/2006" xmlns:aink="http://schemas.microsoft.com/office/drawing/2016/ink" xmlns:am3d="http://schemas.microsoft.com/office/drawing/2017/model3d" xmlns:o="urn:schemas-microsoft-com:office:office" xmlns:oel="http://schemas.microsoft.com/office/2019/extlst" xmlns:r="http://schemas.openxmlformats.org/officeDocument/2006/relationships" xmlns:m="http://schemas.openxmlformats.org/officeDocument/2006/math" xmlns:v="urn:schemas-microsoft-com:vml" xmlns:wp14="http://schemas.microsoft.com/office/word/2010/wordprocessingDrawing" xmlns:wp="http://schemas.openxmlformats.org/drawingml/2006/wordprocessingDrawing" xmlns:w10="urn:schemas-microsoft-com:office:word" xmlns:w="http://schemas.openxmlformats.org/wordprocessingml/2006/main" xmlns:w14="http://schemas.microsoft.com/office/word/2010/wordml" xmlns:w15="http://schemas.microsoft.com/office/word/2012/wordml" xmlns:w16cei="http://schemas.microsoft.com/office/word/2026/wordml/cei" xmlns:w16cex="http://schemas.microsoft.com/office/word/2018/wordml/cex" xmlns:w16cid="http://schemas.microsoft.com/office/word/2016/wordml/cid" xmlns:w16="http://schemas.microsoft.com/office/word/2018/wordml" xmlns:w16du="http://schemas.microsoft.com/office/word/2023/wordml/word16du" xmlns:w16sdtdh="http://schemas.microsoft.com/office/word/2020/wordml/sdtdatahash" xmlns:w16sdtfl="http://schemas.microsoft.com/office/word/2024/wordml/sdtformatlock" xmlns:w16se="http://schemas.microsoft.com/office/word/2015/wordml/symex" xmlns:wpg="http://schemas.microsoft.com/office/word/2010/wordprocessingGroup" xmlns:wpi="http://schemas.microsoft.com/office/word/2010/wordprocessingInk" xmlns:wne="http://schemas.microsoft.com/office/word/2006/wordml" xmlns:wps="http://schemas.microsoft.com/office/word/2010/wordprocessingShape" mc:Ignorable="w14 w15 w16se w16cid w16 w16cex w16sdtdh w16sdtfl w16du wp14">
+<w:document xmlns:wpc="http://schemas.microsoft.com/office/word/2010/wordprocessingCanvas" xmlns:cx="http://schemas.microsoft.com/office/drawing/2014/chartex" xmlns:cx1="http://schemas.microsoft.com/office/drawing/2015/9/8/chartex" xmlns:cx2="http://schemas.microsoft.com/office/drawing/2015/10/21/chartex" xmlns:cx3="http://schemas.microsoft.com/office/drawing/2016/5/9/chartex" xmlns:cx4="http://schemas.microsoft.com/office/drawing/2016/5/10/chartex" xmlns:cx5="http://schemas.microsoft.com/office/drawing/2016/5/11/chartex" xmlns:cx6="http://schemas.microsoft.com/office/drawing/2016/5/12/chartex" xmlns:cx7="http://schemas.microsoft.com/office/drawing/2016/5/13/chartex" xmlns:cx8="http://schemas.microsoft.com/office/drawing/2016/5/14/chartex" xmlns:mc="http://schemas.openxmlformats.org/markup-compatibility/2006" xmlns:aink="http://schemas.microsoft.com/office/drawing/2016/ink" xmlns:am3d="http://schemas.microsoft.com/office/drawing/2017/model3d" xmlns:o="urn:schemas-microsoft-com:office:office" xmlns:oel="http://schemas.microsoft.com/office/2019/extlst" xmlns:r="http://schemas.openxmlformats.org/officeDocument/2006/relationships" xmlns:m="http://schemas.openxmlformats.org/officeDocument/2006/math" xmlns:v="urn:schemas-microsoft-com:vml" xmlns:wp14="http://schemas.microsoft.com/office/word/2010/wordprocessingDrawing" xmlns:wp="http://schemas.openxmlformats.org/drawingml/2006/wordprocessingDrawing" xmlns:w10="urn:schemas-microsoft-com:office:word" xmlns:w="http://schemas.openxmlformats.org/wordprocessingml/2006/main" xmlns:w14="http://schemas.microsoft.com/office/word/2010/wordml" xmlns:w15="http://schemas.microsoft.com/office/word/2012/wordml" xmlns:w16cex="http://schemas.microsoft.com/office/word/2018/wordml/cex" xmlns:w16cid="http://schemas.microsoft.com/office/word/2016/wordml/cid" xmlns:w16="http://schemas.microsoft.com/office/word/2018/wordml" xmlns:w16du="http://schemas.microsoft.com/office/word/2023/wordml/word16du" xmlns:w16sdtdh="http://schemas.microsoft.com/office/word/2020/wordml/sdtdatahash" xmlns:w16sdtfl="http://schemas.microsoft.com/office/word/2024/wordml/sdtformatlock" xmlns:w16se="http://schemas.microsoft.com/office/word/2015/wordml/symex" xmlns:wpg="http://schemas.microsoft.com/office/word/2010/wordprocessingGroup" xmlns:wpi="http://schemas.microsoft.com/office/word/2010/wordprocessingInk" xmlns:wne="http://schemas.microsoft.com/office/word/2006/wordml" xmlns:wps="http://schemas.microsoft.com/office/word/2010/wordprocessingShape" mc:Ignorable="w14 w15 w16se w16cid w16 w16cex w16sdtdh w16sdtfl w16du wp14">
   <w:body>
     <w:p>
       <w:pPr>
@@ -1128,26 +1128,71 @@
           <w:lang w:val="ru-RU"/>
         </w:rPr>
         <w:lastRenderedPageBreak/>
-        <w:t xml:space="preserve">Оглядевшись по сторонам, я увидел, что </w:t>
-      </w:r>
-      <w:r>
-        <w:rPr>
-          <w:lang w:val="ru-RU"/>
-        </w:rPr>
-        <w:t>другие служанки оказывают внимание моим спутникам, а также расставляют на столе перед нами блюда с закусками и кувшины с вином.</w:t>
-      </w:r>
-    </w:p>
-    <w:p>
-      <w:pPr>
-        <w:rPr>
-          <w:lang w:val="ru-RU"/>
-        </w:rPr>
-      </w:pPr>
-      <w:r>
-        <w:rPr>
-          <w:lang w:val="ru-RU"/>
-        </w:rPr>
-        <w:t>Покосившись на столик Арта, я увидел, что запотевший бокал на его столике наполнен совсем прозрачной жидкостью. Это явно была простая вода. Арт, в отличие от меня, остался верен своим принципам.</w:t>
+        <w:t xml:space="preserve">Оглядевшись по сторонам, я увидел, что ещё две служанки оказывают внимание моим спутникам, а заодно расставляют на столе перед нами блюда с закусками и кувшины с вином. </w:t>
+      </w:r>
+    </w:p>
+    <w:p>
+      <w:pPr>
+        <w:rPr>
+          <w:lang w:val="ru-RU"/>
+        </w:rPr>
+      </w:pPr>
+      <w:r>
+        <w:rPr>
+          <w:lang w:val="ru-RU"/>
+        </w:rPr>
+        <w:t xml:space="preserve">Внешне девушки заметно отличались друг от друга. Вторая служанка была совсем молоденькой — очень изящной, темнокожей, с тонкими чертами лица. Третья выглядела постарше: смуглая, темноволосая, с выразительными чертами и пышной, красивой фигурой. </w:t>
+      </w:r>
+    </w:p>
+    <w:p>
+      <w:pPr>
+        <w:rPr>
+          <w:lang w:val="ru-RU"/>
+        </w:rPr>
+      </w:pPr>
+      <w:r>
+        <w:rPr>
+          <w:lang w:val="ru-RU"/>
+        </w:rPr>
+        <w:t xml:space="preserve">И всё же, несмотря на столь разную внешность всех трёх девушек, их явно что-то объединяло. Почти сразу я понял, что именно. </w:t>
+      </w:r>
+    </w:p>
+    <w:p>
+      <w:pPr>
+        <w:rPr>
+          <w:lang w:val="ru-RU"/>
+        </w:rPr>
+      </w:pPr>
+      <w:r>
+        <w:rPr>
+          <w:lang w:val="ru-RU"/>
+        </w:rPr>
+        <w:t>Игривая кокетливость, проступавшая и во внешности, и в манерах каждой из них.</w:t>
+      </w:r>
+    </w:p>
+    <w:p>
+      <w:pPr>
+        <w:rPr>
+          <w:lang w:val="ru-RU"/>
+        </w:rPr>
+      </w:pPr>
+      <w:r>
+        <w:rPr>
+          <w:lang w:val="ru-RU"/>
+        </w:rPr>
+        <w:t>Покосившись на столик Арта, я увидел, что</w:t>
+      </w:r>
+      <w:r>
+        <w:rPr>
+          <w:lang w:val="ru-RU"/>
+        </w:rPr>
+        <w:t xml:space="preserve"> его</w:t>
+      </w:r>
+      <w:r>
+        <w:rPr>
+          <w:lang w:val="ru-RU"/>
+        </w:rPr>
+        <w:t xml:space="preserve"> запотевший бокал наполнен совсем прозрачной жидкостью. Это явно была простая вода. Арт, в отличие от меня, остался верен своим принципам.</w:t>
       </w:r>
     </w:p>
     <w:p>
@@ -1184,7 +1229,317 @@
         <w:rPr>
           <w:lang w:val="ru-RU"/>
         </w:rPr>
-        <w:t>со столика белоснежную салфетку и</w:t>
+        <w:t>со столика белоснежную салфетку и расправил её на коленях</w:t>
+      </w:r>
+      <w:r>
+        <w:rPr>
+          <w:lang w:val="ru-RU"/>
+        </w:rPr>
+        <w:t>, после чего водрузил на неё широкую плоскую тарелк</w:t>
+      </w:r>
+      <w:r>
+        <w:rPr>
+          <w:lang w:val="ru-RU"/>
+        </w:rPr>
+        <w:t>у</w:t>
+      </w:r>
+      <w:r>
+        <w:rPr>
+          <w:lang w:val="ru-RU"/>
+        </w:rPr>
+        <w:t xml:space="preserve">. Одна из девушек с блюдом закусок в руках тут же приблизилась к нему и, дождавшись одобрительного кивка, выложила на его тарелку пару маленьких канапе. Мейрон снова кивнул и девушка отошла в сторону. </w:t>
+      </w:r>
+    </w:p>
+    <w:p>
+      <w:pPr>
+        <w:rPr>
+          <w:lang w:val="ru-RU"/>
+        </w:rPr>
+      </w:pPr>
+      <w:r>
+        <w:rPr>
+          <w:lang w:val="ru-RU"/>
+        </w:rPr>
+        <w:t>Я сориентировался, как себя вести</w:t>
+      </w:r>
+      <w:r>
+        <w:rPr>
+          <w:lang w:val="ru-RU"/>
+        </w:rPr>
+        <w:t>,</w:t>
+      </w:r>
+      <w:r>
+        <w:rPr>
+          <w:lang w:val="ru-RU"/>
+        </w:rPr>
+        <w:t xml:space="preserve"> и буквально за пару минут моя тарелка наполнилась разнообразными закусками самого аппетитного вида. Я обратил внимание, что и </w:t>
+      </w:r>
+      <w:r>
+        <w:rPr>
+          <w:lang w:val="ru-RU"/>
+        </w:rPr>
+        <w:t xml:space="preserve">мои спутники  быстро </w:t>
+      </w:r>
+      <w:r>
+        <w:rPr>
+          <w:lang w:val="ru-RU"/>
+        </w:rPr>
+        <w:t xml:space="preserve">освоили установленный здесь этикет. </w:t>
+      </w:r>
+    </w:p>
+    <w:p>
+      <w:pPr>
+        <w:rPr>
+          <w:lang w:val="ru-RU"/>
+        </w:rPr>
+      </w:pPr>
+      <w:r>
+        <w:rPr>
+          <w:lang w:val="ru-RU"/>
+        </w:rPr>
+        <w:t xml:space="preserve">Мейрон, склонившись к Сане, обменивался с ней </w:t>
+      </w:r>
+      <w:r>
+        <w:rPr>
+          <w:lang w:val="ru-RU"/>
+        </w:rPr>
+        <w:t>светскими фразами и старался оказывать ей всевозможные</w:t>
+      </w:r>
+      <w:r>
+        <w:rPr>
+          <w:lang w:val="ru-RU"/>
+        </w:rPr>
+        <w:t xml:space="preserve"> знаки внимания</w:t>
+      </w:r>
+      <w:r>
+        <w:rPr>
+          <w:lang w:val="ru-RU"/>
+        </w:rPr>
+        <w:t>.</w:t>
+      </w:r>
+    </w:p>
+    <w:p>
+      <w:pPr>
+        <w:rPr>
+          <w:lang w:val="ru-RU"/>
+        </w:rPr>
+      </w:pPr>
+      <w:r>
+        <w:rPr>
+          <w:lang w:val="ru-RU"/>
+        </w:rPr>
+        <w:t xml:space="preserve">— Здравствуй, Аугусто, — услышал я тихий женский голос справа от себя. Голос был приятно-низким, грудным и звучал он, как мне показалось, </w:t>
+      </w:r>
+      <w:r>
+        <w:rPr>
+          <w:lang w:val="ru-RU"/>
+        </w:rPr>
+        <w:t>со скрываемой интимностью</w:t>
+      </w:r>
+      <w:r>
+        <w:rPr>
+          <w:lang w:val="ru-RU"/>
+        </w:rPr>
+        <w:t>.</w:t>
+      </w:r>
+    </w:p>
+    <w:p>
+      <w:pPr>
+        <w:rPr>
+          <w:lang w:val="ru-RU"/>
+        </w:rPr>
+      </w:pPr>
+      <w:r>
+        <w:rPr>
+          <w:lang w:val="ru-RU"/>
+        </w:rPr>
+        <w:t>Я невольно повернул голову и увидел статную, красивую женщину средних лет, стоявшую позади кресла Аугусто и положившую руки на его спинку. Кожа её лица была гладкой, тёплого бронзового оттенка, словно отливающего расплавленным металлом. Бирюзовое бархатное платье и уложенные в изысканную причёску волосы пепельного цвета выглядели явно более утончённо, чем наряды девушек-служанок.</w:t>
+      </w:r>
+    </w:p>
+    <w:p>
+      <w:pPr>
+        <w:rPr>
+          <w:lang w:val="ru-RU"/>
+        </w:rPr>
+      </w:pPr>
+      <w:r>
+        <w:rPr>
+          <w:lang w:val="ru-RU"/>
+        </w:rPr>
+        <w:t xml:space="preserve">В тот самый момент, когда я взглянул на неё, я невольно заметил, </w:t>
+      </w:r>
+      <w:r>
+        <w:rPr>
+          <w:lang w:val="ru-RU"/>
+        </w:rPr>
+        <w:t xml:space="preserve">как рука женщины отделилась от спинки кресла, и её </w:t>
+      </w:r>
+      <w:r>
+        <w:rPr>
+          <w:lang w:val="ru-RU"/>
+        </w:rPr>
+        <w:t xml:space="preserve">пальцы </w:t>
+      </w:r>
+      <w:r>
+        <w:rPr>
+          <w:lang w:val="ru-RU"/>
+        </w:rPr>
+        <w:t xml:space="preserve">лёгким, ласкающим движением </w:t>
+      </w:r>
+      <w:r>
+        <w:rPr>
+          <w:lang w:val="ru-RU"/>
+        </w:rPr>
+        <w:t xml:space="preserve">скользнули по шее </w:t>
+      </w:r>
+      <w:r>
+        <w:rPr>
+          <w:lang w:val="ru-RU"/>
+        </w:rPr>
+        <w:t>Аугусто.</w:t>
+      </w:r>
+    </w:p>
+    <w:p>
+      <w:pPr>
+        <w:rPr>
+          <w:lang w:val="ru-RU"/>
+        </w:rPr>
+      </w:pPr>
+      <w:r>
+        <w:rPr>
+          <w:lang w:val="ru-RU"/>
+        </w:rPr>
+        <w:t>Я тут же отвернулся, стараясь ничем не выдать смущения от своего невольного подглядывания.</w:t>
+      </w:r>
+    </w:p>
+    <w:p>
+      <w:pPr>
+        <w:rPr>
+          <w:lang w:val="ru-RU"/>
+        </w:rPr>
+      </w:pPr>
+      <w:r>
+        <w:rPr>
+          <w:lang w:val="ru-RU"/>
+        </w:rPr>
+        <w:t xml:space="preserve">По видимому, подумал я, Аугусто был в этом доме не просто гостем, </w:t>
+      </w:r>
+      <w:r>
+        <w:rPr>
+          <w:lang w:val="ru-RU"/>
+        </w:rPr>
+        <w:t>иногда</w:t>
+      </w:r>
+      <w:r>
+        <w:rPr>
+          <w:lang w:val="ru-RU"/>
+        </w:rPr>
+        <w:t xml:space="preserve"> заглядывающим к хозяину по деловым вопросам.</w:t>
+      </w:r>
+    </w:p>
+    <w:p>
+      <w:pPr>
+        <w:rPr>
+          <w:lang w:val="ru-RU"/>
+        </w:rPr>
+      </w:pPr>
+      <w:r>
+        <w:rPr>
+          <w:lang w:val="ru-RU"/>
+        </w:rPr>
+        <w:t>— Разрешите представить вам Хельгу — мою домоправительницу</w:t>
+      </w:r>
+      <w:r>
+        <w:rPr>
+          <w:lang w:val="ru-RU"/>
+        </w:rPr>
+        <w:t xml:space="preserve"> и</w:t>
+      </w:r>
+      <w:r>
+        <w:rPr>
+          <w:lang w:val="ru-RU"/>
+        </w:rPr>
+        <w:t>, можно сказать, хозяйку этого поместья, — светским тоном произнёс Мейрон.</w:t>
+      </w:r>
+    </w:p>
+    <w:p>
+      <w:pPr>
+        <w:rPr>
+          <w:lang w:val="ru-RU"/>
+        </w:rPr>
+      </w:pPr>
+      <w:r>
+        <w:rPr>
+          <w:lang w:val="ru-RU"/>
+        </w:rPr>
+        <w:t>Хельга вышла из-за кресла Аугусто и, повернувшись к нам, с достоинством поклонилась.</w:t>
+      </w:r>
+      <w:r>
+        <w:rPr>
+          <w:lang w:val="ru-RU"/>
+        </w:rPr>
+        <w:t xml:space="preserve"> В её манерах совсем не было услужливости, она держалась спокойно и уверенно, с видом полновластной хозяйки. С другой стороны, она и не выглядела надменной и</w:t>
+      </w:r>
+      <w:r>
+        <w:rPr>
+          <w:lang w:val="ru-RU"/>
+        </w:rPr>
+        <w:t>ли</w:t>
+      </w:r>
+      <w:r>
+        <w:rPr>
+          <w:lang w:val="ru-RU"/>
+        </w:rPr>
+        <w:t xml:space="preserve"> высокомерной. Её выражение лица, вся внешность и манера держаться излучала </w:t>
+      </w:r>
+      <w:r>
+        <w:rPr>
+          <w:lang w:val="ru-RU"/>
+        </w:rPr>
+        <w:t xml:space="preserve">спокойное, </w:t>
+      </w:r>
+      <w:r>
+        <w:rPr>
+          <w:lang w:val="ru-RU"/>
+        </w:rPr>
+        <w:t>доброжелательное обаяние.</w:t>
+      </w:r>
+    </w:p>
+    <w:p>
+      <w:pPr>
+        <w:rPr>
+          <w:lang w:val="ru-RU"/>
+        </w:rPr>
+      </w:pPr>
+      <w:r>
+        <w:rPr>
+          <w:lang w:val="ru-RU"/>
+        </w:rPr>
+        <w:t>— Я буду очень рада помочь нашим гостям с любыми возникающими у них нуждами, — всё тем же низким, грудным голосом произнесла Хельга.</w:t>
+      </w:r>
+      <w:r>
+        <w:rPr>
+          <w:lang w:val="ru-RU"/>
+        </w:rPr>
+        <w:t xml:space="preserve"> После чего она</w:t>
+      </w:r>
+      <w:r>
+        <w:rPr>
+          <w:lang w:val="ru-RU"/>
+        </w:rPr>
+        <w:t xml:space="preserve"> улыбнулась и,</w:t>
+      </w:r>
+      <w:r>
+        <w:rPr>
+          <w:lang w:val="ru-RU"/>
+        </w:rPr>
+        <w:t xml:space="preserve"> поверну</w:t>
+      </w:r>
+      <w:r>
+        <w:rPr>
+          <w:lang w:val="ru-RU"/>
+        </w:rPr>
+        <w:t>вшись,</w:t>
       </w:r>
       <w:r>
         <w:rPr>
@@ -1196,38 +1551,547 @@
         <w:rPr>
           <w:lang w:val="ru-RU"/>
         </w:rPr>
-        <w:t>расправил её на коленях</w:t>
-      </w:r>
-      <w:r>
-        <w:rPr>
-          <w:lang w:val="ru-RU"/>
-        </w:rPr>
-        <w:t>, после чего водрузил на неё широкую плоскую тарелк</w:t>
-      </w:r>
-      <w:r>
-        <w:rPr>
-          <w:lang w:val="ru-RU"/>
-        </w:rPr>
-        <w:t>у</w:t>
-      </w:r>
-      <w:r>
-        <w:rPr>
-          <w:lang w:val="ru-RU"/>
-        </w:rPr>
-        <w:t xml:space="preserve">. Одна из девушек с блюдом закусок в руках тут же приблизилась к нему и, дождавшись одобрительного кивка, выложила на его тарелку пару маленьких канапе. Мейрон снова кивнул и девушка отошла в сторону. </w:t>
-      </w:r>
-    </w:p>
-    <w:p>
-      <w:pPr>
-        <w:rPr>
-          <w:lang w:val="ru-RU"/>
-        </w:rPr>
-      </w:pPr>
-      <w:r>
-        <w:rPr>
-          <w:lang w:val="ru-RU"/>
-        </w:rPr>
-        <w:t>Я сориентировался, как себя вести</w:t>
+        <w:t xml:space="preserve">неспешно </w:t>
+      </w:r>
+      <w:r>
+        <w:rPr>
+          <w:lang w:val="ru-RU"/>
+        </w:rPr>
+        <w:t>отошла в сторону.</w:t>
+      </w:r>
+    </w:p>
+    <w:p>
+      <w:pPr>
+        <w:rPr>
+          <w:lang w:val="ru-RU"/>
+        </w:rPr>
+      </w:pPr>
+      <w:r>
+        <w:rPr>
+          <w:lang w:val="ru-RU"/>
+        </w:rPr>
+        <w:lastRenderedPageBreak/>
+        <w:t>— Ну что ж, — произнёс</w:t>
+      </w:r>
+      <w:r>
+        <w:rPr>
+          <w:lang w:val="ru-RU"/>
+        </w:rPr>
+        <w:t>, обращаясь к колдуну,</w:t>
+      </w:r>
+      <w:r>
+        <w:rPr>
+          <w:lang w:val="ru-RU"/>
+        </w:rPr>
+        <w:t xml:space="preserve"> Аугусто</w:t>
+      </w:r>
+      <w:r>
+        <w:rPr>
+          <w:lang w:val="ru-RU"/>
+        </w:rPr>
+        <w:t>. Он</w:t>
+      </w:r>
+      <w:r>
+        <w:rPr>
+          <w:lang w:val="ru-RU"/>
+        </w:rPr>
+        <w:t xml:space="preserve">, по-моему, всеми силами пытался </w:t>
+      </w:r>
+      <w:r>
+        <w:rPr>
+          <w:lang w:val="ru-RU"/>
+        </w:rPr>
+        <w:t>охватившее его</w:t>
+      </w:r>
+      <w:r>
+        <w:rPr>
+          <w:lang w:val="ru-RU"/>
+        </w:rPr>
+        <w:t xml:space="preserve"> смущение, </w:t>
+      </w:r>
+      <w:r>
+        <w:rPr>
+          <w:lang w:val="ru-RU"/>
+        </w:rPr>
+        <w:t xml:space="preserve">— </w:t>
+      </w:r>
+      <w:r>
+        <w:rPr>
+          <w:lang w:val="ru-RU"/>
+        </w:rPr>
+        <w:t>я думаю, теперь</w:t>
+      </w:r>
+      <w:r>
+        <w:rPr>
+          <w:lang w:val="ru-RU"/>
+        </w:rPr>
+        <w:t xml:space="preserve"> мы </w:t>
+      </w:r>
+      <w:r>
+        <w:rPr>
+          <w:lang w:val="ru-RU"/>
+        </w:rPr>
+        <w:t>можем</w:t>
+      </w:r>
+      <w:r>
+        <w:rPr>
+          <w:lang w:val="ru-RU"/>
+        </w:rPr>
+        <w:t xml:space="preserve"> перейти к обсуждению тех вопросов, которые </w:t>
+      </w:r>
+      <w:r>
+        <w:rPr>
+          <w:lang w:val="ru-RU"/>
+        </w:rPr>
+        <w:t>ты</w:t>
+      </w:r>
+      <w:r>
+        <w:rPr>
+          <w:lang w:val="ru-RU"/>
+        </w:rPr>
+        <w:t xml:space="preserve"> собирался затронуть. </w:t>
+      </w:r>
+    </w:p>
+    <w:p>
+      <w:pPr>
+        <w:rPr>
+          <w:lang w:val="ru-RU"/>
+        </w:rPr>
+      </w:pPr>
+      <w:r>
+        <w:rPr>
+          <w:lang w:val="ru-RU"/>
+        </w:rPr>
+        <w:t xml:space="preserve">— </w:t>
+      </w:r>
+      <w:r>
+        <w:rPr>
+          <w:lang w:val="ru-RU"/>
+        </w:rPr>
+        <w:t>Пожалуй, — согласился Мейрон.</w:t>
+      </w:r>
+    </w:p>
+    <w:p>
+      <w:pPr>
+        <w:rPr>
+          <w:lang w:val="ru-RU"/>
+        </w:rPr>
+      </w:pPr>
+      <w:r>
+        <w:rPr>
+          <w:lang w:val="ru-RU"/>
+        </w:rPr>
+        <w:t>Он задумчиво пригубил вино из бокала и, выдержав небольшую паузу, спросил:</w:t>
+      </w:r>
+    </w:p>
+    <w:p>
+      <w:pPr>
+        <w:rPr>
+          <w:lang w:val="ru-RU"/>
+        </w:rPr>
+      </w:pPr>
+      <w:r>
+        <w:rPr>
+          <w:lang w:val="ru-RU"/>
+        </w:rPr>
+        <w:t>— Известен ли Триллиуму тот факт, что в течение вот уже нескольких последних месяцев кто-то активно скупает в нашем Варианте драгоценные камни, в основном, изумруды?</w:t>
+      </w:r>
+    </w:p>
+    <w:p>
+      <w:pPr>
+        <w:rPr>
+          <w:lang w:val="ru-RU"/>
+        </w:rPr>
+      </w:pPr>
+      <w:r>
+        <w:rPr>
+          <w:lang w:val="ru-RU"/>
+        </w:rPr>
+        <w:t xml:space="preserve">— Нет, не известен, — почти мгновенно ответил Аугусто. </w:t>
+      </w:r>
+    </w:p>
+    <w:p>
+      <w:pPr>
+        <w:rPr>
+          <w:lang w:val="ru-RU"/>
+        </w:rPr>
+      </w:pPr>
+      <w:r>
+        <w:rPr>
+          <w:lang w:val="ru-RU"/>
+        </w:rPr>
+        <w:t>— И тем не менее это так</w:t>
+      </w:r>
+      <w:r>
+        <w:rPr>
+          <w:lang w:val="ru-RU"/>
+        </w:rPr>
+        <w:t>.</w:t>
+      </w:r>
+    </w:p>
+    <w:p>
+      <w:pPr>
+        <w:rPr>
+          <w:lang w:val="ru-RU"/>
+        </w:rPr>
+      </w:pPr>
+      <w:r>
+        <w:rPr>
+          <w:lang w:val="ru-RU"/>
+        </w:rPr>
+        <w:t xml:space="preserve">На несколько </w:t>
+      </w:r>
+      <w:r>
+        <w:rPr>
+          <w:lang w:val="ru-RU"/>
+        </w:rPr>
+        <w:t xml:space="preserve">секунд повисло напряжённое молчание. </w:t>
+      </w:r>
+    </w:p>
+    <w:p>
+      <w:pPr>
+        <w:rPr>
+          <w:lang w:val="ru-RU"/>
+        </w:rPr>
+      </w:pPr>
+      <w:r>
+        <w:rPr>
+          <w:lang w:val="ru-RU"/>
+        </w:rPr>
+        <w:t>— А откуда это известно тебе? — поинтересовался Аугусто.</w:t>
+      </w:r>
+    </w:p>
+    <w:p>
+      <w:pPr>
+        <w:rPr>
+          <w:lang w:val="ru-RU"/>
+        </w:rPr>
+      </w:pPr>
+      <w:r>
+        <w:rPr>
+          <w:lang w:val="ru-RU"/>
+        </w:rPr>
+        <w:t>— От моих партнёров, жителей высокогорных селений. Они занимаются добычей полезными ископаемыми</w:t>
+      </w:r>
+      <w:r>
+        <w:rPr>
+          <w:lang w:val="ru-RU"/>
+        </w:rPr>
+        <w:t xml:space="preserve"> </w:t>
+      </w:r>
+      <w:r>
+        <w:rPr>
+          <w:lang w:val="ru-RU"/>
+        </w:rPr>
+        <w:t>и торговлей ими</w:t>
+      </w:r>
+      <w:r>
+        <w:rPr>
+          <w:lang w:val="ru-RU"/>
+        </w:rPr>
+        <w:t>, в частности, драгоценными металлами и камнями. Мы уже много лет активно сотрудничаем, — пояснил Аугусто.</w:t>
+      </w:r>
+    </w:p>
+    <w:p>
+      <w:pPr>
+        <w:rPr>
+          <w:lang w:val="ru-RU"/>
+        </w:rPr>
+      </w:pPr>
+      <w:r>
+        <w:rPr>
+          <w:lang w:val="ru-RU"/>
+        </w:rPr>
+        <w:t xml:space="preserve">— Это… гномы? — неуклюже вырвалось у меня. </w:t>
+      </w:r>
+    </w:p>
+    <w:p>
+      <w:pPr>
+        <w:rPr>
+          <w:lang w:val="ru-RU"/>
+        </w:rPr>
+      </w:pPr>
+      <w:r>
+        <w:rPr>
+          <w:lang w:val="ru-RU"/>
+        </w:rPr>
+        <w:t>Аугусто взглянул на меня с нескрываемым осуждением.</w:t>
+      </w:r>
+    </w:p>
+    <w:p>
+      <w:pPr>
+        <w:rPr>
+          <w:lang w:val="ru-RU"/>
+        </w:rPr>
+      </w:pPr>
+      <w:r>
+        <w:rPr>
+          <w:lang w:val="ru-RU"/>
+        </w:rPr>
+        <w:t xml:space="preserve">— Это — люди, — наставительно ответил Мейрон. — В нашем не слишком цивилизованном мире </w:t>
+      </w:r>
+      <w:r>
+        <w:rPr>
+          <w:lang w:val="ru-RU"/>
+        </w:rPr>
+        <w:t xml:space="preserve">национальная и расовая </w:t>
+      </w:r>
+      <w:r>
+        <w:rPr>
+          <w:lang w:val="ru-RU"/>
+        </w:rPr>
+        <w:t>акцентуация</w:t>
+      </w:r>
+      <w:r>
+        <w:rPr>
+          <w:lang w:val="ru-RU"/>
+        </w:rPr>
+        <w:t>, к сожалению, чрезвычайна распространена. Я, по мере сил, стараюсь с ней бороться. Ведь мы с вами хорошо знаем, к чему это</w:t>
+      </w:r>
+      <w:r>
+        <w:rPr>
+          <w:lang w:val="ru-RU"/>
+        </w:rPr>
+        <w:t xml:space="preserve"> всё</w:t>
+      </w:r>
+      <w:r>
+        <w:rPr>
+          <w:lang w:val="ru-RU"/>
+        </w:rPr>
+        <w:t xml:space="preserve">, в конечном счёте, приводит. </w:t>
+      </w:r>
+    </w:p>
+    <w:p>
+      <w:pPr>
+        <w:rPr>
+          <w:lang w:val="ru-RU"/>
+        </w:rPr>
+      </w:pPr>
+      <w:r>
+        <w:rPr>
+          <w:lang w:val="ru-RU"/>
+        </w:rPr>
+        <w:t xml:space="preserve">Мне сделалось нестерпимо стыдно. «Вина на сегодня достаточно», — подумал я и поставил недопитый бокал на столик. </w:t>
+      </w:r>
+    </w:p>
+    <w:p>
+      <w:pPr>
+        <w:rPr>
+          <w:lang w:val="ru-RU"/>
+        </w:rPr>
+      </w:pPr>
+      <w:r>
+        <w:rPr>
+          <w:lang w:val="ru-RU"/>
+        </w:rPr>
+        <w:t>Я не услышал как ко мне приблизилась служанка, у самого уха вдруг послышался её тихий, вкрадчивый голос:</w:t>
+      </w:r>
+    </w:p>
+    <w:p>
+      <w:pPr>
+        <w:rPr>
+          <w:lang w:val="ru-RU"/>
+        </w:rPr>
+      </w:pPr>
+      <w:r>
+        <w:rPr>
+          <w:lang w:val="ru-RU"/>
+        </w:rPr>
+        <w:t>— Господин желает другого вина? Или</w:t>
+      </w:r>
+      <w:r>
+        <w:rPr>
+          <w:lang w:val="ru-RU"/>
+        </w:rPr>
+        <w:t>, может быть...</w:t>
+      </w:r>
+      <w:r>
+        <w:rPr>
+          <w:lang w:val="ru-RU"/>
+        </w:rPr>
+        <w:t xml:space="preserve"> ч</w:t>
+      </w:r>
+      <w:r>
+        <w:rPr>
+          <w:lang w:val="ru-RU"/>
+        </w:rPr>
+        <w:t>ег</w:t>
+      </w:r>
+      <w:r>
+        <w:rPr>
+          <w:lang w:val="ru-RU"/>
+        </w:rPr>
+        <w:t>о-то ещё?</w:t>
+      </w:r>
+    </w:p>
+    <w:p>
+      <w:pPr>
+        <w:rPr>
+          <w:lang w:val="ru-RU"/>
+        </w:rPr>
+      </w:pPr>
+      <w:r>
+        <w:rPr>
+          <w:lang w:val="ru-RU"/>
+        </w:rPr>
+        <w:t xml:space="preserve">В последнем вопросе прозвучала явная двусмысленность. </w:t>
+      </w:r>
+    </w:p>
+    <w:p>
+      <w:pPr>
+        <w:rPr>
+          <w:lang w:val="ru-RU"/>
+        </w:rPr>
+      </w:pPr>
+      <w:r>
+        <w:rPr>
+          <w:lang w:val="ru-RU"/>
+        </w:rPr>
+        <w:t>Я смущённо кашлянул.</w:t>
+      </w:r>
+    </w:p>
+    <w:p>
+      <w:pPr>
+        <w:rPr>
+          <w:lang w:val="ru-RU"/>
+        </w:rPr>
+      </w:pPr>
+      <w:r>
+        <w:rPr>
+          <w:lang w:val="ru-RU"/>
+        </w:rPr>
+        <w:t xml:space="preserve">— Если можно, чаю пожалуйста, — тихо ответил я. — С </w:t>
+      </w:r>
+      <w:r>
+        <w:rPr>
+          <w:lang w:val="ru-RU"/>
+        </w:rPr>
+        <w:t xml:space="preserve">молоком и </w:t>
+      </w:r>
+      <w:r>
+        <w:rPr>
+          <w:lang w:val="ru-RU"/>
+        </w:rPr>
+        <w:t xml:space="preserve">сахаром. </w:t>
+      </w:r>
+    </w:p>
+    <w:p>
+      <w:pPr>
+        <w:rPr>
+          <w:lang w:val="ru-RU"/>
+        </w:rPr>
+      </w:pPr>
+      <w:r>
+        <w:rPr>
+          <w:lang w:val="ru-RU"/>
+        </w:rPr>
+        <w:t>— Конечно, мой господин, — с игривой покорностью ответила девушка</w:t>
+      </w:r>
+      <w:r>
+        <w:rPr>
+          <w:lang w:val="ru-RU"/>
+        </w:rPr>
+        <w:t>, и я услышал её тихие удаляющиеся шаги</w:t>
+      </w:r>
+      <w:r>
+        <w:rPr>
+          <w:lang w:val="ru-RU"/>
+        </w:rPr>
+        <w:t xml:space="preserve">. </w:t>
+      </w:r>
+    </w:p>
+    <w:p>
+      <w:pPr>
+        <w:rPr>
+          <w:lang w:val="ru-RU"/>
+        </w:rPr>
+      </w:pPr>
+      <w:r>
+        <w:rPr>
+          <w:lang w:val="ru-RU"/>
+        </w:rPr>
+        <w:t>«Над гендерной акцентуацией Мейрону ещё предстоит поработать», — мстительно подумал я. Эта мысль помогла мне вернуть самообладание. Я</w:t>
+      </w:r>
+      <w:r>
+        <w:rPr>
+          <w:lang w:val="ru-RU"/>
+        </w:rPr>
+        <w:t xml:space="preserve"> глубоко вздохнул и огляделся по сторонам.</w:t>
+      </w:r>
+    </w:p>
+    <w:p>
+      <w:pPr>
+        <w:rPr>
+          <w:lang w:val="ru-RU"/>
+        </w:rPr>
+      </w:pPr>
+      <w:r>
+        <w:rPr>
+          <w:lang w:val="ru-RU"/>
+        </w:rPr>
+        <w:t>Аугусто</w:t>
+      </w:r>
+      <w:r>
+        <w:rPr>
+          <w:lang w:val="ru-RU"/>
+        </w:rPr>
+        <w:t>, тем временем,</w:t>
+      </w:r>
+      <w:r>
+        <w:rPr>
+          <w:lang w:val="ru-RU"/>
+        </w:rPr>
+        <w:t xml:space="preserve"> зада</w:t>
+      </w:r>
+      <w:r>
+        <w:rPr>
+          <w:lang w:val="ru-RU"/>
+        </w:rPr>
+        <w:t>ва</w:t>
+      </w:r>
+      <w:r>
+        <w:rPr>
+          <w:lang w:val="ru-RU"/>
+        </w:rPr>
+        <w:t>л Мейрону следующий вопрос:</w:t>
+      </w:r>
+    </w:p>
+    <w:p>
+      <w:pPr>
+        <w:rPr>
+          <w:lang w:val="ru-RU"/>
+        </w:rPr>
+      </w:pPr>
+      <w:r>
+        <w:rPr>
+          <w:lang w:val="ru-RU"/>
+        </w:rPr>
+        <w:t>— А это не может быть кто-то из местных? Ваш князь, например? Или кто-то из соседей?</w:t>
+      </w:r>
+    </w:p>
+    <w:p>
+      <w:pPr>
+        <w:rPr>
+          <w:lang w:val="ru-RU"/>
+        </w:rPr>
+      </w:pPr>
+      <w:r>
+        <w:rPr>
+          <w:lang w:val="ru-RU"/>
+        </w:rPr>
+        <w:t xml:space="preserve">— Я бы знал, — без колебаний ответил Мейрон. </w:t>
+      </w:r>
+      <w:r>
+        <w:rPr>
+          <w:lang w:val="ru-RU"/>
+        </w:rPr>
+        <w:t xml:space="preserve">— </w:t>
+      </w:r>
+      <w:r>
+        <w:rPr>
+          <w:lang w:val="ru-RU"/>
+        </w:rPr>
+        <w:t>Если бы Унгерт решил заняться чем-то подобным, он непременно рассказал бы мне. Или чтобы похвастаться, или чтобы посоветоваться. А если бы это были его соседи, то ему бы об этом доложили</w:t>
       </w:r>
       <w:r>
         <w:rPr>
@@ -1239,44 +2103,454 @@
         <w:rPr>
           <w:lang w:val="ru-RU"/>
         </w:rPr>
-        <w:t xml:space="preserve"> и буквально за пару минут моя тарелка наполнилась разнообразными закусками самого аппетитного вида. Я обратил внимание, что и </w:t>
-      </w:r>
-      <w:r>
-        <w:rPr>
-          <w:lang w:val="ru-RU"/>
-        </w:rPr>
-        <w:t xml:space="preserve">мои спутники  быстро </w:t>
-      </w:r>
-      <w:r>
-        <w:rPr>
-          <w:lang w:val="ru-RU"/>
-        </w:rPr>
-        <w:t xml:space="preserve">освоили установленный здесь этикет. </w:t>
-      </w:r>
-    </w:p>
-    <w:p>
-      <w:pPr>
-        <w:rPr>
-          <w:lang w:val="ru-RU"/>
-        </w:rPr>
-      </w:pPr>
-      <w:r>
-        <w:rPr>
-          <w:lang w:val="ru-RU"/>
-        </w:rPr>
-        <w:t xml:space="preserve">Мейрон, склонившись к Сане, обменивался с ней </w:t>
-      </w:r>
-      <w:r>
-        <w:rPr>
-          <w:lang w:val="ru-RU"/>
-        </w:rPr>
-        <w:t>светскими фразами и старался оказывать ей всевозможные</w:t>
-      </w:r>
-      <w:r>
-        <w:rPr>
-          <w:lang w:val="ru-RU"/>
-        </w:rPr>
-        <w:t xml:space="preserve"> знаки внимания</w:t>
+        <w:t xml:space="preserve"> и</w:t>
+      </w:r>
+      <w:r>
+        <w:rPr>
+          <w:lang w:val="ru-RU"/>
+        </w:rPr>
+        <w:t>,</w:t>
+      </w:r>
+      <w:r>
+        <w:rPr>
+          <w:lang w:val="ru-RU"/>
+        </w:rPr>
+        <w:t xml:space="preserve"> опять же, он пришёл бы с этим ко мне.</w:t>
+      </w:r>
+    </w:p>
+    <w:p>
+      <w:pPr>
+        <w:rPr>
+          <w:lang w:val="ru-RU"/>
+        </w:rPr>
+      </w:pPr>
+      <w:r>
+        <w:rPr>
+          <w:lang w:val="ru-RU"/>
+        </w:rPr>
+        <w:t>Я вспомнил, как Аугусто упоминал о тесных дружеских отношениях между Мейроном и князем здешних земель и подумал, что, как видимо, это были не пустые слова.</w:t>
+      </w:r>
+    </w:p>
+    <w:p>
+      <w:pPr>
+        <w:rPr>
+          <w:lang w:val="ru-RU"/>
+        </w:rPr>
+      </w:pPr>
+      <w:r>
+        <w:rPr>
+          <w:lang w:val="ru-RU"/>
+        </w:rPr>
+        <w:lastRenderedPageBreak/>
+        <w:t xml:space="preserve">Я снова услышал позади лёгкие шаги и на столике передо мной появилась чашка чая на блюдце. Я взял её в руки и сделал глоток. Чай был именно таким, как мне хотелось — </w:t>
+      </w:r>
+      <w:r>
+        <w:rPr>
+          <w:lang w:val="ru-RU"/>
+        </w:rPr>
+        <w:t xml:space="preserve">правильной температуры, и с правильным количеством </w:t>
+      </w:r>
+      <w:r>
+        <w:rPr>
+          <w:lang w:val="ru-RU"/>
+        </w:rPr>
+        <w:t>молок</w:t>
+      </w:r>
+      <w:r>
+        <w:rPr>
+          <w:lang w:val="ru-RU"/>
+        </w:rPr>
+        <w:t>а</w:t>
+      </w:r>
+      <w:r>
+        <w:rPr>
+          <w:lang w:val="ru-RU"/>
+        </w:rPr>
+        <w:t xml:space="preserve"> и сахар</w:t>
+      </w:r>
+      <w:r>
+        <w:rPr>
+          <w:lang w:val="ru-RU"/>
+        </w:rPr>
+        <w:t>а</w:t>
+      </w:r>
+      <w:r>
+        <w:rPr>
+          <w:lang w:val="ru-RU"/>
+        </w:rPr>
+        <w:t>. Я обернулся и благодарно кивнул служанке. Девушка с улыбкой поклонилась мне и удалилась.</w:t>
+      </w:r>
+    </w:p>
+    <w:p>
+      <w:pPr>
+        <w:rPr>
+          <w:lang w:val="ru-RU"/>
+        </w:rPr>
+      </w:pPr>
+      <w:r>
+        <w:rPr>
+          <w:lang w:val="ru-RU"/>
+        </w:rPr>
+        <w:t>— А кроме того, — задумчиво продолжил Мейрон, — интерес проявляется не только к драгоценным камням. Ещё и к колдовским предметам. Не далее, как вчера кто-то интересовался Изумрудными Глазами.</w:t>
+      </w:r>
+    </w:p>
+    <w:p>
+      <w:pPr>
+        <w:rPr>
+          <w:lang w:val="ru-RU"/>
+        </w:rPr>
+      </w:pPr>
+      <w:r>
+        <w:rPr>
+          <w:lang w:val="ru-RU"/>
+        </w:rPr>
+        <w:t>Я снова почувствовал сильное смущение и в поисках помощи посмотрел на Арта.</w:t>
+      </w:r>
+    </w:p>
+    <w:p>
+      <w:pPr>
+        <w:rPr>
+          <w:lang w:val="ru-RU"/>
+        </w:rPr>
+      </w:pPr>
+      <w:r>
+        <w:rPr>
+          <w:lang w:val="ru-RU"/>
+        </w:rPr>
+        <w:t>— Это были мы, не беспокойтесь, — спокойно произнёс он. — Просто хотели посмотреть, как… эмм… — высокогорные торговцы — отреагируют на подобный интерес. Просто поразительно, с какой оперативностью вы об этом узнали.</w:t>
+      </w:r>
+    </w:p>
+    <w:p>
+      <w:pPr>
+        <w:rPr>
+          <w:lang w:val="ru-RU"/>
+        </w:rPr>
+      </w:pPr>
+      <w:r>
+        <w:rPr>
+          <w:lang w:val="ru-RU"/>
+        </w:rPr>
+        <w:t xml:space="preserve">— Иначе и быть не может, — самодовольно проговорил Мейрон. </w:t>
+      </w:r>
+      <w:r>
+        <w:rPr>
+          <w:lang w:val="ru-RU"/>
+        </w:rPr>
+        <w:t>С</w:t>
+      </w:r>
+      <w:r>
+        <w:rPr>
+          <w:lang w:val="ru-RU"/>
+        </w:rPr>
+        <w:t>лова Арта его</w:t>
+      </w:r>
+      <w:r>
+        <w:rPr>
+          <w:lang w:val="ru-RU"/>
+        </w:rPr>
+        <w:t xml:space="preserve"> явно</w:t>
+      </w:r>
+      <w:r>
+        <w:rPr>
+          <w:lang w:val="ru-RU"/>
+        </w:rPr>
+        <w:t xml:space="preserve"> польстили.</w:t>
+      </w:r>
+    </w:p>
+    <w:p>
+      <w:pPr>
+        <w:rPr>
+          <w:lang w:val="ru-RU"/>
+        </w:rPr>
+      </w:pPr>
+      <w:r>
+        <w:rPr>
+          <w:lang w:val="ru-RU"/>
+        </w:rPr>
+        <w:t>Арт обернулся к Аугусто.</w:t>
+      </w:r>
+    </w:p>
+    <w:p>
+      <w:pPr>
+        <w:rPr>
+          <w:lang w:val="ru-RU"/>
+        </w:rPr>
+      </w:pPr>
+      <w:r>
+        <w:rPr>
+          <w:lang w:val="ru-RU"/>
+        </w:rPr>
+        <w:t>— А не наблюдается ли подобного рода активность в отношении аграва? — спросил он. — Вы не отмечали случаи несанкционированной добычи?</w:t>
+      </w:r>
+    </w:p>
+    <w:p>
+      <w:pPr>
+        <w:rPr>
+          <w:lang w:val="ru-RU"/>
+        </w:rPr>
+      </w:pPr>
+      <w:r>
+        <w:rPr>
+          <w:lang w:val="ru-RU"/>
+        </w:rPr>
+        <w:t>Выражение, с каким Аугусто взглянул на Арта уже было ответом. Агент АОМО вздохнул:</w:t>
+      </w:r>
+    </w:p>
+    <w:p>
+      <w:pPr>
+        <w:rPr>
+          <w:lang w:val="ru-RU"/>
+        </w:rPr>
+      </w:pPr>
+      <w:r>
+        <w:rPr>
+          <w:lang w:val="ru-RU"/>
+        </w:rPr>
+        <w:t>— Да, тут ты попал в самую точку, парень.</w:t>
+      </w:r>
+    </w:p>
+    <w:p>
+      <w:pPr>
+        <w:rPr>
+          <w:lang w:val="ru-RU"/>
+        </w:rPr>
+      </w:pPr>
+      <w:r>
+        <w:rPr>
+          <w:lang w:val="ru-RU"/>
+        </w:rPr>
+        <w:t>Аугусто поморщился, по видимому, от неприятных воспоминаний.</w:t>
+      </w:r>
+    </w:p>
+    <w:p>
+      <w:pPr>
+        <w:rPr>
+          <w:lang w:val="ru-RU"/>
+        </w:rPr>
+      </w:pPr>
+      <w:r>
+        <w:rPr>
+          <w:lang w:val="ru-RU"/>
+        </w:rPr>
+        <w:t>— Но, я думаю, нам это лучше обсудить в своём кругу, — подытожил он, а потом посмотрел на Сану. — Сейчас, я думаю, у нас есть дела поважнее.</w:t>
+      </w:r>
+    </w:p>
+    <w:p>
+      <w:pPr>
+        <w:rPr>
+          <w:lang w:val="ru-RU"/>
+        </w:rPr>
+      </w:pPr>
+      <w:r>
+        <w:rPr>
+          <w:lang w:val="ru-RU"/>
+        </w:rPr>
+        <w:t>Сана кивнула ему и перевела взгляд на колдуна.</w:t>
+      </w:r>
+    </w:p>
+    <w:p>
+      <w:pPr>
+        <w:rPr>
+          <w:lang w:val="ru-RU"/>
+        </w:rPr>
+      </w:pPr>
+      <w:r>
+        <w:rPr>
+          <w:lang w:val="ru-RU"/>
+        </w:rPr>
+        <w:t xml:space="preserve">— Мейрон, </w:t>
+      </w:r>
+      <w:r>
+        <w:rPr>
+          <w:lang w:val="ru-RU"/>
+        </w:rPr>
+        <w:t>это всё, что ты хотел бы нам сообщить? — спросила она.</w:t>
+      </w:r>
+    </w:p>
+    <w:p>
+      <w:pPr>
+        <w:rPr>
+          <w:lang w:val="ru-RU"/>
+        </w:rPr>
+      </w:pPr>
+      <w:r>
+        <w:rPr>
+          <w:lang w:val="ru-RU"/>
+        </w:rPr>
+        <w:t>Мейрон учтиво наклонил голову.</w:t>
+      </w:r>
+      <w:r>
+        <w:rPr>
+          <w:lang w:val="ru-RU"/>
+        </w:rPr>
+        <w:t xml:space="preserve"> </w:t>
+      </w:r>
+    </w:p>
+    <w:p>
+      <w:pPr>
+        <w:rPr>
+          <w:lang w:val="ru-RU"/>
+        </w:rPr>
+      </w:pPr>
+      <w:r>
+        <w:rPr>
+          <w:lang w:val="ru-RU"/>
+        </w:rPr>
+        <w:t xml:space="preserve">Сана </w:t>
+      </w:r>
+      <w:r>
+        <w:rPr>
+          <w:lang w:val="ru-RU"/>
+        </w:rPr>
+        <w:t>задумчиво произнесла</w:t>
+      </w:r>
+      <w:r>
+        <w:rPr>
+          <w:lang w:val="ru-RU"/>
+        </w:rPr>
+        <w:t>:</w:t>
+      </w:r>
+    </w:p>
+    <w:p>
+      <w:pPr>
+        <w:rPr>
+          <w:lang w:val="ru-RU"/>
+        </w:rPr>
+      </w:pPr>
+      <w:r>
+        <w:rPr>
+          <w:lang w:val="ru-RU"/>
+        </w:rPr>
+        <w:t xml:space="preserve">— </w:t>
+      </w:r>
+      <w:r>
+        <w:rPr>
+          <w:lang w:val="ru-RU"/>
+        </w:rPr>
+        <w:t xml:space="preserve">Да, это действительно представляется важным. </w:t>
+      </w:r>
+      <w:r>
+        <w:rPr>
+          <w:lang w:val="ru-RU"/>
+        </w:rPr>
+        <w:t xml:space="preserve">Мы с Аугусто </w:t>
+      </w:r>
+      <w:r>
+        <w:rPr>
+          <w:lang w:val="ru-RU"/>
+        </w:rPr>
+        <w:t>проинформируем</w:t>
+      </w:r>
+      <w:r>
+        <w:rPr>
+          <w:lang w:val="ru-RU"/>
+        </w:rPr>
+        <w:t xml:space="preserve"> </w:t>
+      </w:r>
+      <w:r>
+        <w:rPr>
+          <w:lang w:val="ru-RU"/>
+        </w:rPr>
+        <w:t xml:space="preserve">обо всём </w:t>
+      </w:r>
+      <w:r>
+        <w:rPr>
+          <w:lang w:val="ru-RU"/>
+        </w:rPr>
+        <w:t>Триллиум. Аналитикам здесь явно будет чем заняться.</w:t>
+      </w:r>
+    </w:p>
+    <w:p>
+      <w:pPr>
+        <w:rPr>
+          <w:lang w:val="ru-RU"/>
+        </w:rPr>
+      </w:pPr>
+      <w:r>
+        <w:rPr>
+          <w:lang w:val="ru-RU"/>
+        </w:rPr>
+        <w:t xml:space="preserve">Она </w:t>
+      </w:r>
+      <w:r>
+        <w:rPr>
+          <w:lang w:val="ru-RU"/>
+        </w:rPr>
+        <w:t xml:space="preserve">взглянула на колдуна и </w:t>
+      </w:r>
+      <w:r>
+        <w:rPr>
+          <w:lang w:val="ru-RU"/>
+        </w:rPr>
+        <w:t>искательно улыбнулась.</w:t>
+      </w:r>
+    </w:p>
+    <w:p>
+      <w:pPr>
+        <w:rPr>
+          <w:lang w:val="ru-RU"/>
+        </w:rPr>
+      </w:pPr>
+      <w:r>
+        <w:rPr>
+          <w:lang w:val="ru-RU"/>
+        </w:rPr>
+        <w:t xml:space="preserve">— </w:t>
+      </w:r>
+      <w:r>
+        <w:rPr>
+          <w:lang w:val="ru-RU"/>
+        </w:rPr>
+        <w:t>А</w:t>
+      </w:r>
+      <w:r>
+        <w:rPr>
+          <w:lang w:val="ru-RU"/>
+        </w:rPr>
+        <w:t xml:space="preserve"> теперь</w:t>
+      </w:r>
+      <w:r>
+        <w:rPr>
+          <w:lang w:val="ru-RU"/>
+        </w:rPr>
+        <w:t>,</w:t>
+      </w:r>
+      <w:r>
+        <w:rPr>
+          <w:lang w:val="ru-RU"/>
+        </w:rPr>
+        <w:t xml:space="preserve"> —</w:t>
+      </w:r>
+      <w:r>
+        <w:rPr>
+          <w:lang w:val="ru-RU"/>
+        </w:rPr>
+        <w:t xml:space="preserve"> Аугусто прав</w:t>
+      </w:r>
+      <w:r>
+        <w:rPr>
+          <w:lang w:val="ru-RU"/>
+        </w:rPr>
+        <w:t xml:space="preserve">, — </w:t>
+      </w:r>
+      <w:r>
+        <w:rPr>
+          <w:lang w:val="ru-RU"/>
+        </w:rPr>
+        <w:t>позволь попросить тебя о той помощи, которую ты мне ранее предложил.</w:t>
+      </w:r>
+    </w:p>
+    <w:p>
+      <w:pPr>
+        <w:rPr>
+          <w:lang w:val="ru-RU"/>
+        </w:rPr>
+      </w:pPr>
+      <w:r>
+        <w:rPr>
+          <w:lang w:val="ru-RU"/>
+        </w:rPr>
+        <w:t>— Ну разумеется, — с вежливой улыбкой ответил колдун</w:t>
       </w:r>
       <w:r>
         <w:rPr>
@@ -1284,36 +2558,100 @@
         </w:rPr>
         <w:t>.</w:t>
       </w:r>
-    </w:p>
-    <w:p>
-      <w:pPr>
-        <w:rPr>
-          <w:lang w:val="ru-RU"/>
-        </w:rPr>
-      </w:pPr>
-      <w:r>
-        <w:rPr>
-          <w:lang w:val="ru-RU"/>
-        </w:rPr>
-        <w:t xml:space="preserve">— Здравствуй, Аугусто, — услышал я тихий женский голос справа от себя. Голос был приятно-низким, грудным и звучал он, как мне показалось, </w:t>
-      </w:r>
-      <w:r>
-        <w:rPr>
-          <w:lang w:val="ru-RU"/>
-        </w:rPr>
-        <w:t xml:space="preserve">со скрываемой </w:t>
-      </w:r>
-      <w:r>
-        <w:rPr>
-          <w:lang w:val="ru-RU"/>
-        </w:rPr>
-        <w:t>интимн</w:t>
-      </w:r>
-      <w:r>
-        <w:rPr>
-          <w:lang w:val="ru-RU"/>
-        </w:rPr>
-        <w:t>остью</w:t>
+      <w:r>
+        <w:rPr>
+          <w:lang w:val="ru-RU"/>
+        </w:rPr>
+        <w:t xml:space="preserve"> — Давайте закончим дела, а затем, я надеюсь, вы составите мне компанию за ужином.</w:t>
+      </w:r>
+    </w:p>
+    <w:p>
+      <w:pPr>
+        <w:rPr>
+          <w:lang w:val="ru-RU"/>
+        </w:rPr>
+      </w:pPr>
+      <w:r>
+        <w:rPr>
+          <w:lang w:val="ru-RU"/>
+        </w:rPr>
+        <w:t>— Как?</w:t>
+      </w:r>
+      <w:r>
+        <w:rPr>
+          <w:lang w:val="ru-RU"/>
+        </w:rPr>
+        <w:t>!</w:t>
+      </w:r>
+      <w:r>
+        <w:rPr>
+          <w:lang w:val="ru-RU"/>
+        </w:rPr>
+        <w:t xml:space="preserve"> — </w:t>
+      </w:r>
+      <w:r>
+        <w:rPr>
+          <w:lang w:val="ru-RU"/>
+        </w:rPr>
+        <w:t xml:space="preserve">с комичным ужасом воззрилась на него Сана, — А это было что? </w:t>
+      </w:r>
+    </w:p>
+    <w:p>
+      <w:pPr>
+        <w:rPr>
+          <w:lang w:val="ru-RU"/>
+        </w:rPr>
+      </w:pPr>
+      <w:r>
+        <w:rPr>
+          <w:lang w:val="ru-RU"/>
+        </w:rPr>
+        <w:t>Она указала на стол, уставленный блюдами.</w:t>
+      </w:r>
+    </w:p>
+    <w:p>
+      <w:pPr>
+        <w:rPr>
+          <w:lang w:val="ru-RU"/>
+        </w:rPr>
+      </w:pPr>
+      <w:r>
+        <w:rPr>
+          <w:lang w:val="ru-RU"/>
+        </w:rPr>
+        <w:t>— Разве это был не ужин?</w:t>
+      </w:r>
+    </w:p>
+    <w:p>
+      <w:pPr>
+        <w:rPr>
+          <w:lang w:val="ru-RU"/>
+        </w:rPr>
+      </w:pPr>
+      <w:r>
+        <w:rPr>
+          <w:lang w:val="ru-RU"/>
+        </w:rPr>
+        <w:t>Мейрон обратил вопросительный взгляд на Хельгу.</w:t>
+      </w:r>
+    </w:p>
+    <w:p>
+      <w:pPr>
+        <w:rPr>
+          <w:lang w:val="ru-RU"/>
+        </w:rPr>
+      </w:pPr>
+      <w:r>
+        <w:rPr>
+          <w:lang w:val="ru-RU"/>
+        </w:rPr>
+        <w:t xml:space="preserve">— Аперитив и лёгкие закуски, — поспешно пояснила </w:t>
+      </w:r>
+      <w:r>
+        <w:rPr>
+          <w:lang w:val="ru-RU"/>
+        </w:rPr>
+        <w:t>она</w:t>
       </w:r>
       <w:r>
         <w:rPr>
@@ -1332,420 +2670,20 @@
         <w:rPr>
           <w:lang w:val="ru-RU"/>
         </w:rPr>
-        <w:t>Я невольно повернул голову и увидел стоящую позади кресла Аугусто</w:t>
-      </w:r>
-      <w:r>
-        <w:rPr>
-          <w:lang w:val="ru-RU"/>
-        </w:rPr>
-        <w:t>, положив руки на спинку,</w:t>
-      </w:r>
-      <w:r>
-        <w:rPr>
-          <w:lang w:val="ru-RU"/>
-        </w:rPr>
-        <w:t xml:space="preserve"> статную и красивую женщину средних лет. Её </w:t>
-      </w:r>
-      <w:r>
-        <w:rPr>
-          <w:lang w:val="ru-RU"/>
-        </w:rPr>
-        <w:t xml:space="preserve">бирюзовое бархатное </w:t>
-      </w:r>
-      <w:r>
-        <w:rPr>
-          <w:lang w:val="ru-RU"/>
-        </w:rPr>
-        <w:t xml:space="preserve">платье и </w:t>
-      </w:r>
-      <w:r>
-        <w:rPr>
-          <w:lang w:val="ru-RU"/>
-        </w:rPr>
-        <w:t xml:space="preserve">пепельного цвета </w:t>
-      </w:r>
-      <w:r>
-        <w:rPr>
-          <w:lang w:val="ru-RU"/>
-        </w:rPr>
-        <w:t>причёска выглядели явно более изысканными, чем у</w:t>
-      </w:r>
-      <w:r>
-        <w:rPr>
-          <w:lang w:val="ru-RU"/>
-        </w:rPr>
-        <w:t>бранство</w:t>
-      </w:r>
-      <w:r>
-        <w:rPr>
-          <w:lang w:val="ru-RU"/>
-        </w:rPr>
-        <w:t xml:space="preserve"> девушек</w:t>
-      </w:r>
-      <w:r>
-        <w:rPr>
-          <w:lang w:val="ru-RU"/>
-        </w:rPr>
-        <w:t>-</w:t>
-      </w:r>
-      <w:r>
-        <w:rPr>
-          <w:lang w:val="ru-RU"/>
-        </w:rPr>
-        <w:t xml:space="preserve">служанок. </w:t>
-      </w:r>
-    </w:p>
-    <w:p>
-      <w:pPr>
-        <w:rPr>
-          <w:lang w:val="ru-RU"/>
-        </w:rPr>
-      </w:pPr>
-      <w:r>
-        <w:rPr>
-          <w:lang w:val="ru-RU"/>
-        </w:rPr>
-        <w:t xml:space="preserve">В тот самый момент, когда я взглянул на неё, я невольно заметил, </w:t>
-      </w:r>
-      <w:r>
-        <w:rPr>
-          <w:lang w:val="ru-RU"/>
-        </w:rPr>
-        <w:t xml:space="preserve">как рука женщины отделилась от спинки кресла, и её </w:t>
-      </w:r>
-      <w:r>
-        <w:rPr>
-          <w:lang w:val="ru-RU"/>
-        </w:rPr>
-        <w:t xml:space="preserve">пальцы </w:t>
-      </w:r>
-      <w:r>
-        <w:rPr>
-          <w:lang w:val="ru-RU"/>
-        </w:rPr>
-        <w:t xml:space="preserve">лёгким, ласкающим движением </w:t>
-      </w:r>
-      <w:r>
-        <w:rPr>
-          <w:lang w:val="ru-RU"/>
-        </w:rPr>
-        <w:t xml:space="preserve">скользнули по шее </w:t>
-      </w:r>
-      <w:r>
-        <w:rPr>
-          <w:lang w:val="ru-RU"/>
-        </w:rPr>
-        <w:t>Аугусто.</w:t>
-      </w:r>
-    </w:p>
-    <w:p>
-      <w:pPr>
-        <w:rPr>
-          <w:lang w:val="ru-RU"/>
-        </w:rPr>
-      </w:pPr>
-      <w:r>
-        <w:rPr>
-          <w:lang w:val="ru-RU"/>
-        </w:rPr>
-        <w:t>Я тут же отвернулся, стараясь ничем не выдать смущения от своего невольного подглядывания.</w:t>
-      </w:r>
-    </w:p>
-    <w:p>
-      <w:pPr>
-        <w:rPr>
-          <w:lang w:val="ru-RU"/>
-        </w:rPr>
-      </w:pPr>
-      <w:r>
-        <w:rPr>
-          <w:lang w:val="ru-RU"/>
-        </w:rPr>
-        <w:t xml:space="preserve">По видимому, подумал я, Аугусто был в этом доме не просто гостем, </w:t>
-      </w:r>
-      <w:r>
-        <w:rPr>
-          <w:lang w:val="ru-RU"/>
-        </w:rPr>
-        <w:t>иногда</w:t>
-      </w:r>
-      <w:r>
-        <w:rPr>
-          <w:lang w:val="ru-RU"/>
-        </w:rPr>
-        <w:t xml:space="preserve"> заглядывающим к хозяину по деловым вопросам.</w:t>
-      </w:r>
-    </w:p>
-    <w:p>
-      <w:pPr>
-        <w:rPr>
-          <w:lang w:val="ru-RU"/>
-        </w:rPr>
-      </w:pPr>
-      <w:r>
-        <w:rPr>
-          <w:lang w:val="ru-RU"/>
-        </w:rPr>
-        <w:t>— Разрешите представить вам Хельгу — мою домоправительницу</w:t>
-      </w:r>
-      <w:r>
-        <w:rPr>
-          <w:lang w:val="ru-RU"/>
-        </w:rPr>
-        <w:t xml:space="preserve"> и</w:t>
-      </w:r>
-      <w:r>
-        <w:rPr>
-          <w:lang w:val="ru-RU"/>
-        </w:rPr>
-        <w:t>, можно сказать, хозяйку этого поместья, — светским тоном произнёс Мейрон.</w:t>
-      </w:r>
-    </w:p>
-    <w:p>
-      <w:pPr>
-        <w:rPr>
-          <w:lang w:val="ru-RU"/>
-        </w:rPr>
-      </w:pPr>
-      <w:r>
-        <w:rPr>
-          <w:lang w:val="ru-RU"/>
-        </w:rPr>
-        <w:t>Хельга вышла из-за кресла Аугусто и, повернувшись к нам, с достоинством поклонилась.</w:t>
-      </w:r>
-      <w:r>
-        <w:rPr>
-          <w:lang w:val="ru-RU"/>
-        </w:rPr>
-        <w:t xml:space="preserve"> В её манерах совсем не было услужливости, она держалась спокойно и уверенно, с видом полновластной хозяйки. С другой стороны, она и не выглядела надменной и</w:t>
-      </w:r>
-      <w:r>
-        <w:rPr>
-          <w:lang w:val="ru-RU"/>
-        </w:rPr>
-        <w:t>ли</w:t>
-      </w:r>
-      <w:r>
-        <w:rPr>
-          <w:lang w:val="ru-RU"/>
-        </w:rPr>
-        <w:t xml:space="preserve"> высокомерной. Её выражение лица, вся внешность и манера держаться излучала </w:t>
-      </w:r>
-      <w:r>
-        <w:rPr>
-          <w:lang w:val="ru-RU"/>
-        </w:rPr>
-        <w:t xml:space="preserve">спокойное, </w:t>
-      </w:r>
-      <w:r>
-        <w:rPr>
-          <w:lang w:val="ru-RU"/>
-        </w:rPr>
-        <w:t>доброжелательное обаяние.</w:t>
-      </w:r>
-    </w:p>
-    <w:p>
-      <w:pPr>
-        <w:rPr>
-          <w:lang w:val="ru-RU"/>
-        </w:rPr>
-      </w:pPr>
-      <w:r>
-        <w:rPr>
-          <w:lang w:val="ru-RU"/>
-        </w:rPr>
-        <w:t>— Я буду очень рада помочь нашим гостям с любыми возникающими у них нуждами, — всё тем же низким, грудным голосом произнесла Хельга.</w:t>
-      </w:r>
-      <w:r>
-        <w:rPr>
-          <w:lang w:val="ru-RU"/>
-        </w:rPr>
-        <w:t xml:space="preserve"> После чего она</w:t>
-      </w:r>
-      <w:r>
-        <w:rPr>
-          <w:lang w:val="ru-RU"/>
-        </w:rPr>
-        <w:t xml:space="preserve"> улыбнулась и,</w:t>
-      </w:r>
-      <w:r>
-        <w:rPr>
-          <w:lang w:val="ru-RU"/>
-        </w:rPr>
-        <w:t xml:space="preserve"> поверну</w:t>
-      </w:r>
-      <w:r>
-        <w:rPr>
-          <w:lang w:val="ru-RU"/>
-        </w:rPr>
-        <w:t>вшись,</w:t>
-      </w:r>
-      <w:r>
-        <w:rPr>
-          <w:lang w:val="ru-RU"/>
-        </w:rPr>
-        <w:t xml:space="preserve"> </w:t>
-      </w:r>
-      <w:r>
-        <w:rPr>
-          <w:lang w:val="ru-RU"/>
-        </w:rPr>
-        <w:t xml:space="preserve">неспешно </w:t>
-      </w:r>
-      <w:r>
-        <w:rPr>
-          <w:lang w:val="ru-RU"/>
-        </w:rPr>
-        <w:t>отошла в сторону.</w:t>
-      </w:r>
-    </w:p>
-    <w:p>
-      <w:pPr>
-        <w:rPr>
-          <w:lang w:val="ru-RU"/>
-        </w:rPr>
-      </w:pPr>
-      <w:r>
-        <w:rPr>
-          <w:lang w:val="ru-RU"/>
-        </w:rPr>
-        <w:t>— Ну что ж, — произнёс</w:t>
-      </w:r>
-      <w:r>
-        <w:rPr>
-          <w:lang w:val="ru-RU"/>
-        </w:rPr>
-        <w:t>, обращаясь к колдуну,</w:t>
-      </w:r>
-      <w:r>
-        <w:rPr>
-          <w:lang w:val="ru-RU"/>
-        </w:rPr>
-        <w:t xml:space="preserve"> Аугусто</w:t>
-      </w:r>
-      <w:r>
-        <w:rPr>
-          <w:lang w:val="ru-RU"/>
-        </w:rPr>
-        <w:t>. Он</w:t>
-      </w:r>
-      <w:r>
-        <w:rPr>
-          <w:lang w:val="ru-RU"/>
-        </w:rPr>
-        <w:t xml:space="preserve">, по-моему, всеми силами пытался </w:t>
-      </w:r>
-      <w:r>
-        <w:rPr>
-          <w:lang w:val="ru-RU"/>
-        </w:rPr>
-        <w:t>охватившее его</w:t>
-      </w:r>
-      <w:r>
-        <w:rPr>
-          <w:lang w:val="ru-RU"/>
-        </w:rPr>
-        <w:t xml:space="preserve"> смущение, </w:t>
-      </w:r>
-      <w:r>
-        <w:rPr>
-          <w:lang w:val="ru-RU"/>
-        </w:rPr>
-        <w:t xml:space="preserve">— </w:t>
-      </w:r>
-      <w:r>
-        <w:rPr>
-          <w:lang w:val="ru-RU"/>
-        </w:rPr>
-        <w:t>я думаю, теперь</w:t>
-      </w:r>
-      <w:r>
-        <w:rPr>
-          <w:lang w:val="ru-RU"/>
-        </w:rPr>
-        <w:t xml:space="preserve"> мы </w:t>
-      </w:r>
-      <w:r>
-        <w:rPr>
-          <w:lang w:val="ru-RU"/>
-        </w:rPr>
-        <w:t>можем</w:t>
-      </w:r>
-      <w:r>
-        <w:rPr>
-          <w:lang w:val="ru-RU"/>
-        </w:rPr>
-        <w:t xml:space="preserve"> перейти к обсуждению тех вопросов, которые </w:t>
-      </w:r>
-      <w:r>
-        <w:rPr>
-          <w:lang w:val="ru-RU"/>
-        </w:rPr>
-        <w:t>ты</w:t>
-      </w:r>
-      <w:r>
-        <w:rPr>
-          <w:lang w:val="ru-RU"/>
-        </w:rPr>
-        <w:t xml:space="preserve"> собирался затронуть. </w:t>
-      </w:r>
-    </w:p>
-    <w:p>
-      <w:pPr>
-        <w:rPr>
-          <w:lang w:val="ru-RU"/>
-        </w:rPr>
-      </w:pPr>
-      <w:r>
-        <w:rPr>
-          <w:lang w:val="ru-RU"/>
-        </w:rPr>
-        <w:t xml:space="preserve">— </w:t>
-      </w:r>
-      <w:r>
-        <w:rPr>
-          <w:lang w:val="ru-RU"/>
-        </w:rPr>
-        <w:t>Пожалуй, — согласился Мейрон.</w:t>
-      </w:r>
-    </w:p>
-    <w:p>
-      <w:pPr>
-        <w:rPr>
-          <w:lang w:val="ru-RU"/>
-        </w:rPr>
-      </w:pPr>
-      <w:r>
-        <w:rPr>
-          <w:lang w:val="ru-RU"/>
-        </w:rPr>
-        <w:t>Он задумчиво пригубил вино из бокала и, выдержав небольшую паузу, спросил:</w:t>
-      </w:r>
-    </w:p>
-    <w:p>
-      <w:pPr>
-        <w:rPr>
-          <w:lang w:val="ru-RU"/>
-        </w:rPr>
-      </w:pPr>
-      <w:r>
-        <w:rPr>
-          <w:lang w:val="ru-RU"/>
-        </w:rPr>
-        <w:t>— Известен ли Триллиуму тот факт, что в течение вот уже нескольких последних месяцев кто-то активно скупает в нашем Варианте драгоценные камни, в основном, изумруды?</w:t>
-      </w:r>
-    </w:p>
-    <w:p>
-      <w:pPr>
-        <w:rPr>
-          <w:lang w:val="ru-RU"/>
-        </w:rPr>
-      </w:pPr>
-      <w:r>
-        <w:rPr>
-          <w:lang w:val="ru-RU"/>
-        </w:rPr>
-        <w:t xml:space="preserve">— Нет, не известен, — почти мгновенно ответил Аугусто. </w:t>
+        <w:t>Сана рассмеялась.</w:t>
+      </w:r>
+    </w:p>
+    <w:p>
+      <w:pPr>
+        <w:rPr>
+          <w:lang w:val="ru-RU"/>
+        </w:rPr>
+      </w:pPr>
+      <w:r>
+        <w:rPr>
+          <w:lang w:val="ru-RU"/>
+        </w:rPr>
+        <w:t xml:space="preserve">— Ну уж нет. Для меня это был ужин, причём великолепный. </w:t>
       </w:r>
     </w:p>
     <w:p>
@@ -1759,1006 +2697,6 @@
           <w:lang w:val="ru-RU"/>
         </w:rPr>
         <w:lastRenderedPageBreak/>
-        <w:t>— И тем не менее это так</w:t>
-      </w:r>
-      <w:r>
-        <w:rPr>
-          <w:lang w:val="ru-RU"/>
-        </w:rPr>
-        <w:t>.</w:t>
-      </w:r>
-    </w:p>
-    <w:p>
-      <w:pPr>
-        <w:rPr>
-          <w:lang w:val="ru-RU"/>
-        </w:rPr>
-      </w:pPr>
-      <w:r>
-        <w:rPr>
-          <w:lang w:val="ru-RU"/>
-        </w:rPr>
-        <w:t xml:space="preserve">На несколько </w:t>
-      </w:r>
-      <w:r>
-        <w:rPr>
-          <w:lang w:val="ru-RU"/>
-        </w:rPr>
-        <w:t xml:space="preserve">секунд повисло напряжённое молчание. </w:t>
-      </w:r>
-    </w:p>
-    <w:p>
-      <w:pPr>
-        <w:rPr>
-          <w:lang w:val="ru-RU"/>
-        </w:rPr>
-      </w:pPr>
-      <w:r>
-        <w:rPr>
-          <w:lang w:val="ru-RU"/>
-        </w:rPr>
-        <w:t>— А откуда это известно тебе? — поинтересовался Аугусто.</w:t>
-      </w:r>
-    </w:p>
-    <w:p>
-      <w:pPr>
-        <w:rPr>
-          <w:lang w:val="ru-RU"/>
-        </w:rPr>
-      </w:pPr>
-      <w:r>
-        <w:rPr>
-          <w:lang w:val="ru-RU"/>
-        </w:rPr>
-        <w:t>— От моих партнёров, жителей высокогорных селений. Они занимаются добычей полезными ископаемыми</w:t>
-      </w:r>
-      <w:r>
-        <w:rPr>
-          <w:lang w:val="ru-RU"/>
-        </w:rPr>
-        <w:t xml:space="preserve"> </w:t>
-      </w:r>
-      <w:r>
-        <w:rPr>
-          <w:lang w:val="ru-RU"/>
-        </w:rPr>
-        <w:t>и торговлей</w:t>
-      </w:r>
-      <w:r>
-        <w:rPr>
-          <w:lang w:val="ru-RU"/>
-        </w:rPr>
-        <w:t xml:space="preserve"> ими</w:t>
-      </w:r>
-      <w:r>
-        <w:rPr>
-          <w:lang w:val="ru-RU"/>
-        </w:rPr>
-        <w:t>, в частности, драгоценными металлами и камнями. Мы уже много лет активно сотрудничаем, — пояснил Аугусто.</w:t>
-      </w:r>
-    </w:p>
-    <w:p>
-      <w:pPr>
-        <w:rPr>
-          <w:lang w:val="ru-RU"/>
-        </w:rPr>
-      </w:pPr>
-      <w:r>
-        <w:rPr>
-          <w:lang w:val="ru-RU"/>
-        </w:rPr>
-        <w:t xml:space="preserve">— Это… гномы? — неуклюже вырвалось у меня. </w:t>
-      </w:r>
-    </w:p>
-    <w:p>
-      <w:pPr>
-        <w:rPr>
-          <w:lang w:val="ru-RU"/>
-        </w:rPr>
-      </w:pPr>
-      <w:r>
-        <w:rPr>
-          <w:lang w:val="ru-RU"/>
-        </w:rPr>
-        <w:t>Аугусто взглянул на меня с нескрываемым осуждением.</w:t>
-      </w:r>
-    </w:p>
-    <w:p>
-      <w:pPr>
-        <w:rPr>
-          <w:lang w:val="ru-RU"/>
-        </w:rPr>
-      </w:pPr>
-      <w:r>
-        <w:rPr>
-          <w:lang w:val="ru-RU"/>
-        </w:rPr>
-        <w:t xml:space="preserve">— Это — люди, — наставительно ответил Мейрон. — В нашем не слишком цивилизованном мире </w:t>
-      </w:r>
-      <w:r>
-        <w:rPr>
-          <w:lang w:val="ru-RU"/>
-        </w:rPr>
-        <w:t xml:space="preserve">национальная и расовая </w:t>
-      </w:r>
-      <w:r>
-        <w:rPr>
-          <w:lang w:val="ru-RU"/>
-        </w:rPr>
-        <w:t>акцентуация</w:t>
-      </w:r>
-      <w:r>
-        <w:rPr>
-          <w:lang w:val="ru-RU"/>
-        </w:rPr>
-        <w:t>, к сожалению, чрезвычайна распространена. Я, по мере сил, стараюсь с ней бороться. Ведь мы с вами хорошо знаем, к чему это</w:t>
-      </w:r>
-      <w:r>
-        <w:rPr>
-          <w:lang w:val="ru-RU"/>
-        </w:rPr>
-        <w:t xml:space="preserve"> всё</w:t>
-      </w:r>
-      <w:r>
-        <w:rPr>
-          <w:lang w:val="ru-RU"/>
-        </w:rPr>
-        <w:t xml:space="preserve">, в конечном счёте, приводит. </w:t>
-      </w:r>
-    </w:p>
-    <w:p>
-      <w:pPr>
-        <w:rPr>
-          <w:lang w:val="ru-RU"/>
-        </w:rPr>
-      </w:pPr>
-      <w:r>
-        <w:rPr>
-          <w:lang w:val="ru-RU"/>
-        </w:rPr>
-        <w:t xml:space="preserve">Мне сделалось нестерпимо стыдно. «Вина на сегодня достаточно», — подумал я и поставил недопитый бокал на столик. </w:t>
-      </w:r>
-    </w:p>
-    <w:p>
-      <w:pPr>
-        <w:rPr>
-          <w:lang w:val="ru-RU"/>
-        </w:rPr>
-      </w:pPr>
-      <w:r>
-        <w:rPr>
-          <w:lang w:val="ru-RU"/>
-        </w:rPr>
-        <w:t>Я не услышал как ко мне приблизилась служанка, у самого уха вдруг послышался её тихий, вкрадчивый голос:</w:t>
-      </w:r>
-    </w:p>
-    <w:p>
-      <w:pPr>
-        <w:rPr>
-          <w:lang w:val="ru-RU"/>
-        </w:rPr>
-      </w:pPr>
-      <w:r>
-        <w:rPr>
-          <w:lang w:val="ru-RU"/>
-        </w:rPr>
-        <w:t>— Господин желает другого вина? Или</w:t>
-      </w:r>
-      <w:r>
-        <w:rPr>
-          <w:lang w:val="ru-RU"/>
-        </w:rPr>
-        <w:t>, может быть...</w:t>
-      </w:r>
-      <w:r>
-        <w:rPr>
-          <w:lang w:val="ru-RU"/>
-        </w:rPr>
-        <w:t xml:space="preserve"> ч</w:t>
-      </w:r>
-      <w:r>
-        <w:rPr>
-          <w:lang w:val="ru-RU"/>
-        </w:rPr>
-        <w:t>ег</w:t>
-      </w:r>
-      <w:r>
-        <w:rPr>
-          <w:lang w:val="ru-RU"/>
-        </w:rPr>
-        <w:t>о-то ещё?</w:t>
-      </w:r>
-    </w:p>
-    <w:p>
-      <w:pPr>
-        <w:rPr>
-          <w:lang w:val="ru-RU"/>
-        </w:rPr>
-      </w:pPr>
-      <w:r>
-        <w:rPr>
-          <w:lang w:val="ru-RU"/>
-        </w:rPr>
-        <w:t xml:space="preserve">В последнем вопросе прозвучала явная двусмысленность. </w:t>
-      </w:r>
-    </w:p>
-    <w:p>
-      <w:pPr>
-        <w:rPr>
-          <w:lang w:val="ru-RU"/>
-        </w:rPr>
-      </w:pPr>
-      <w:r>
-        <w:rPr>
-          <w:lang w:val="ru-RU"/>
-        </w:rPr>
-        <w:t>Я смущённо кашлянул.</w:t>
-      </w:r>
-    </w:p>
-    <w:p>
-      <w:pPr>
-        <w:rPr>
-          <w:lang w:val="ru-RU"/>
-        </w:rPr>
-      </w:pPr>
-      <w:r>
-        <w:rPr>
-          <w:lang w:val="ru-RU"/>
-        </w:rPr>
-        <w:t xml:space="preserve">— Если можно, чаю пожалуйста, — тихо ответил я. — С </w:t>
-      </w:r>
-      <w:r>
-        <w:rPr>
-          <w:lang w:val="ru-RU"/>
-        </w:rPr>
-        <w:t xml:space="preserve">молоком и </w:t>
-      </w:r>
-      <w:r>
-        <w:rPr>
-          <w:lang w:val="ru-RU"/>
-        </w:rPr>
-        <w:t xml:space="preserve">сахаром. </w:t>
-      </w:r>
-    </w:p>
-    <w:p>
-      <w:pPr>
-        <w:rPr>
-          <w:lang w:val="ru-RU"/>
-        </w:rPr>
-      </w:pPr>
-      <w:r>
-        <w:rPr>
-          <w:lang w:val="ru-RU"/>
-        </w:rPr>
-        <w:t>— Конечно, мой господин, — с игривой покорностью ответила девушка</w:t>
-      </w:r>
-      <w:r>
-        <w:rPr>
-          <w:lang w:val="ru-RU"/>
-        </w:rPr>
-        <w:t>, и я услышал её тихие удаляющиеся шаги</w:t>
-      </w:r>
-      <w:r>
-        <w:rPr>
-          <w:lang w:val="ru-RU"/>
-        </w:rPr>
-        <w:t xml:space="preserve">. </w:t>
-      </w:r>
-    </w:p>
-    <w:p>
-      <w:pPr>
-        <w:rPr>
-          <w:lang w:val="ru-RU"/>
-        </w:rPr>
-      </w:pPr>
-      <w:r>
-        <w:rPr>
-          <w:lang w:val="ru-RU"/>
-        </w:rPr>
-        <w:t>«Над гендерной акцентуацией Мейрону ещё предстоит поработать», — мстительно подумал я. Эта мысль помогла мне вернуть самообладание. Я</w:t>
-      </w:r>
-      <w:r>
-        <w:rPr>
-          <w:lang w:val="ru-RU"/>
-        </w:rPr>
-        <w:t xml:space="preserve"> глубоко вздохнул и огляделся по сторонам.</w:t>
-      </w:r>
-    </w:p>
-    <w:p>
-      <w:pPr>
-        <w:rPr>
-          <w:lang w:val="ru-RU"/>
-        </w:rPr>
-      </w:pPr>
-      <w:r>
-        <w:rPr>
-          <w:lang w:val="ru-RU"/>
-        </w:rPr>
-        <w:t>Аугусто</w:t>
-      </w:r>
-      <w:r>
-        <w:rPr>
-          <w:lang w:val="ru-RU"/>
-        </w:rPr>
-        <w:t>, тем временем,</w:t>
-      </w:r>
-      <w:r>
-        <w:rPr>
-          <w:lang w:val="ru-RU"/>
-        </w:rPr>
-        <w:t xml:space="preserve"> зада</w:t>
-      </w:r>
-      <w:r>
-        <w:rPr>
-          <w:lang w:val="ru-RU"/>
-        </w:rPr>
-        <w:t>ва</w:t>
-      </w:r>
-      <w:r>
-        <w:rPr>
-          <w:lang w:val="ru-RU"/>
-        </w:rPr>
-        <w:t>л Мейрону следующий вопрос:</w:t>
-      </w:r>
-    </w:p>
-    <w:p>
-      <w:pPr>
-        <w:rPr>
-          <w:lang w:val="ru-RU"/>
-        </w:rPr>
-      </w:pPr>
-      <w:r>
-        <w:rPr>
-          <w:lang w:val="ru-RU"/>
-        </w:rPr>
-        <w:t>— А это не может быть кто-то из местных? Ваш князь, например? Или кто-то из соседей?</w:t>
-      </w:r>
-    </w:p>
-    <w:p>
-      <w:pPr>
-        <w:rPr>
-          <w:lang w:val="ru-RU"/>
-        </w:rPr>
-      </w:pPr>
-      <w:r>
-        <w:rPr>
-          <w:lang w:val="ru-RU"/>
-        </w:rPr>
-        <w:t xml:space="preserve">— Я бы знал, — без колебаний ответил Мейрон. </w:t>
-      </w:r>
-      <w:r>
-        <w:rPr>
-          <w:lang w:val="ru-RU"/>
-        </w:rPr>
-        <w:t xml:space="preserve">— </w:t>
-      </w:r>
-      <w:r>
-        <w:rPr>
-          <w:lang w:val="ru-RU"/>
-        </w:rPr>
-        <w:t>Если бы Унгерт решил заняться чем-то подобным, он непременно рассказал бы мне. Или чтобы похвастаться, или чтобы посоветоваться. А если бы это были его соседи, то ему бы об этом доложили</w:t>
-      </w:r>
-      <w:r>
-        <w:rPr>
-          <w:lang w:val="ru-RU"/>
-        </w:rPr>
-        <w:t>,</w:t>
-      </w:r>
-      <w:r>
-        <w:rPr>
-          <w:lang w:val="ru-RU"/>
-        </w:rPr>
-        <w:t xml:space="preserve"> и</w:t>
-      </w:r>
-      <w:r>
-        <w:rPr>
-          <w:lang w:val="ru-RU"/>
-        </w:rPr>
-        <w:t>,</w:t>
-      </w:r>
-      <w:r>
-        <w:rPr>
-          <w:lang w:val="ru-RU"/>
-        </w:rPr>
-        <w:t xml:space="preserve"> опять же, он пришёл бы с этим ко мне.</w:t>
-      </w:r>
-    </w:p>
-    <w:p>
-      <w:pPr>
-        <w:rPr>
-          <w:lang w:val="ru-RU"/>
-        </w:rPr>
-      </w:pPr>
-      <w:r>
-        <w:rPr>
-          <w:lang w:val="ru-RU"/>
-        </w:rPr>
-        <w:t>Я вспомнил, как Аугусто упоминал о тесных дружеских отношениях между Мейроном и князем здешних земель и подумал, что, как видимо, это были не пустые слова.</w:t>
-      </w:r>
-    </w:p>
-    <w:p>
-      <w:pPr>
-        <w:rPr>
-          <w:lang w:val="ru-RU"/>
-        </w:rPr>
-      </w:pPr>
-      <w:r>
-        <w:rPr>
-          <w:lang w:val="ru-RU"/>
-        </w:rPr>
-        <w:t xml:space="preserve">Я снова услышал позади лёгкие шаги и на столике передо мной появилась чашка чая на блюдце. Я взял её в руки и сделал глоток. Чай был именно таким, как мне хотелось — </w:t>
-      </w:r>
-      <w:r>
-        <w:rPr>
-          <w:lang w:val="ru-RU"/>
-        </w:rPr>
-        <w:t xml:space="preserve">правильной температуры, и с правильным количеством </w:t>
-      </w:r>
-      <w:r>
-        <w:rPr>
-          <w:lang w:val="ru-RU"/>
-        </w:rPr>
-        <w:t>молок</w:t>
-      </w:r>
-      <w:r>
-        <w:rPr>
-          <w:lang w:val="ru-RU"/>
-        </w:rPr>
-        <w:t>а</w:t>
-      </w:r>
-      <w:r>
-        <w:rPr>
-          <w:lang w:val="ru-RU"/>
-        </w:rPr>
-        <w:t xml:space="preserve"> и сахар</w:t>
-      </w:r>
-      <w:r>
-        <w:rPr>
-          <w:lang w:val="ru-RU"/>
-        </w:rPr>
-        <w:t>а</w:t>
-      </w:r>
-      <w:r>
-        <w:rPr>
-          <w:lang w:val="ru-RU"/>
-        </w:rPr>
-        <w:t>. Я обернулся и благодарно кивнул служанке. Девушка с улыбкой поклонилась мне и удалилась.</w:t>
-      </w:r>
-    </w:p>
-    <w:p>
-      <w:pPr>
-        <w:rPr>
-          <w:lang w:val="ru-RU"/>
-        </w:rPr>
-      </w:pPr>
-      <w:r>
-        <w:rPr>
-          <w:lang w:val="ru-RU"/>
-        </w:rPr>
-        <w:t>— А кроме того, — задумчиво продолжил Мейрон, — интерес проявляется не только к драгоценным камням. Ещё и к колдовским предметам. Не далее, как вчера кто-то интересовался Изумрудными Глазами.</w:t>
-      </w:r>
-    </w:p>
-    <w:p>
-      <w:pPr>
-        <w:rPr>
-          <w:lang w:val="ru-RU"/>
-        </w:rPr>
-      </w:pPr>
-      <w:r>
-        <w:rPr>
-          <w:lang w:val="ru-RU"/>
-        </w:rPr>
-        <w:t>Я снова почувствовал сильное смущение и в поисках помощи посмотрел на Арта.</w:t>
-      </w:r>
-    </w:p>
-    <w:p>
-      <w:pPr>
-        <w:rPr>
-          <w:lang w:val="ru-RU"/>
-        </w:rPr>
-      </w:pPr>
-      <w:r>
-        <w:rPr>
-          <w:lang w:val="ru-RU"/>
-        </w:rPr>
-        <w:lastRenderedPageBreak/>
-        <w:t>— Это были мы, не беспокойтесь, — спокойно произнёс он. — Просто хотели посмотреть, как… эмм… — высокогорные торговцы — отреагируют на подобный интерес. Просто поразительно, с какой оперативностью вы об этом узнали.</w:t>
-      </w:r>
-    </w:p>
-    <w:p>
-      <w:pPr>
-        <w:rPr>
-          <w:lang w:val="ru-RU"/>
-        </w:rPr>
-      </w:pPr>
-      <w:r>
-        <w:rPr>
-          <w:lang w:val="ru-RU"/>
-        </w:rPr>
-        <w:t xml:space="preserve">— Иначе и быть не может, — самодовольно проговорил Мейрон. </w:t>
-      </w:r>
-      <w:r>
-        <w:rPr>
-          <w:lang w:val="ru-RU"/>
-        </w:rPr>
-        <w:t>С</w:t>
-      </w:r>
-      <w:r>
-        <w:rPr>
-          <w:lang w:val="ru-RU"/>
-        </w:rPr>
-        <w:t>лова Арта его</w:t>
-      </w:r>
-      <w:r>
-        <w:rPr>
-          <w:lang w:val="ru-RU"/>
-        </w:rPr>
-        <w:t xml:space="preserve"> явно</w:t>
-      </w:r>
-      <w:r>
-        <w:rPr>
-          <w:lang w:val="ru-RU"/>
-        </w:rPr>
-        <w:t xml:space="preserve"> польстили.</w:t>
-      </w:r>
-    </w:p>
-    <w:p>
-      <w:pPr>
-        <w:rPr>
-          <w:lang w:val="ru-RU"/>
-        </w:rPr>
-      </w:pPr>
-      <w:r>
-        <w:rPr>
-          <w:lang w:val="ru-RU"/>
-        </w:rPr>
-        <w:t>Арт обернулся к Аугусто.</w:t>
-      </w:r>
-    </w:p>
-    <w:p>
-      <w:pPr>
-        <w:rPr>
-          <w:lang w:val="ru-RU"/>
-        </w:rPr>
-      </w:pPr>
-      <w:r>
-        <w:rPr>
-          <w:lang w:val="ru-RU"/>
-        </w:rPr>
-        <w:t>— А не наблюдается ли подобного рода активность в отношении аграва? — спросил он. — Вы не отмечали случаи несанкционированной добычи?</w:t>
-      </w:r>
-    </w:p>
-    <w:p>
-      <w:pPr>
-        <w:rPr>
-          <w:lang w:val="ru-RU"/>
-        </w:rPr>
-      </w:pPr>
-      <w:r>
-        <w:rPr>
-          <w:lang w:val="ru-RU"/>
-        </w:rPr>
-        <w:t>Выражение, с каким Аугусто взглянул на Арта уже было ответом. Агент АОМО вздохнул:</w:t>
-      </w:r>
-    </w:p>
-    <w:p>
-      <w:pPr>
-        <w:rPr>
-          <w:lang w:val="ru-RU"/>
-        </w:rPr>
-      </w:pPr>
-      <w:r>
-        <w:rPr>
-          <w:lang w:val="ru-RU"/>
-        </w:rPr>
-        <w:t>— Да, тут ты попал в самую точку, парень.</w:t>
-      </w:r>
-    </w:p>
-    <w:p>
-      <w:pPr>
-        <w:rPr>
-          <w:lang w:val="ru-RU"/>
-        </w:rPr>
-      </w:pPr>
-      <w:r>
-        <w:rPr>
-          <w:lang w:val="ru-RU"/>
-        </w:rPr>
-        <w:t>Аугусто поморщился, по видимому, от неприятных воспоминаний.</w:t>
-      </w:r>
-    </w:p>
-    <w:p>
-      <w:pPr>
-        <w:rPr>
-          <w:lang w:val="ru-RU"/>
-        </w:rPr>
-      </w:pPr>
-      <w:r>
-        <w:rPr>
-          <w:lang w:val="ru-RU"/>
-        </w:rPr>
-        <w:t>— Но, я думаю, нам это лучше обсудить в своём кругу, — подытожил он, а потом посмотрел на Сану. — Сейчас, я думаю, у нас есть дела поважнее.</w:t>
-      </w:r>
-    </w:p>
-    <w:p>
-      <w:pPr>
-        <w:rPr>
-          <w:lang w:val="ru-RU"/>
-        </w:rPr>
-      </w:pPr>
-      <w:r>
-        <w:rPr>
-          <w:lang w:val="ru-RU"/>
-        </w:rPr>
-        <w:t>Сана кивнула ему и перевела взгляд на колдуна.</w:t>
-      </w:r>
-    </w:p>
-    <w:p>
-      <w:pPr>
-        <w:rPr>
-          <w:lang w:val="ru-RU"/>
-        </w:rPr>
-      </w:pPr>
-      <w:r>
-        <w:rPr>
-          <w:lang w:val="ru-RU"/>
-        </w:rPr>
-        <w:t xml:space="preserve">— Мейрон, </w:t>
-      </w:r>
-      <w:r>
-        <w:rPr>
-          <w:lang w:val="ru-RU"/>
-        </w:rPr>
-        <w:t>это всё, что ты хотел бы нам сообщить? — спросила она.</w:t>
-      </w:r>
-    </w:p>
-    <w:p>
-      <w:pPr>
-        <w:rPr>
-          <w:lang w:val="ru-RU"/>
-        </w:rPr>
-      </w:pPr>
-      <w:r>
-        <w:rPr>
-          <w:lang w:val="ru-RU"/>
-        </w:rPr>
-        <w:t>Мейрон учтиво наклонил голову.</w:t>
-      </w:r>
-      <w:r>
-        <w:rPr>
-          <w:lang w:val="ru-RU"/>
-        </w:rPr>
-        <w:t xml:space="preserve"> </w:t>
-      </w:r>
-    </w:p>
-    <w:p>
-      <w:pPr>
-        <w:rPr>
-          <w:lang w:val="ru-RU"/>
-        </w:rPr>
-      </w:pPr>
-      <w:r>
-        <w:rPr>
-          <w:lang w:val="ru-RU"/>
-        </w:rPr>
-        <w:t xml:space="preserve">Сана </w:t>
-      </w:r>
-      <w:r>
-        <w:rPr>
-          <w:lang w:val="ru-RU"/>
-        </w:rPr>
-        <w:t>задумчиво произнесла</w:t>
-      </w:r>
-      <w:r>
-        <w:rPr>
-          <w:lang w:val="ru-RU"/>
-        </w:rPr>
-        <w:t>:</w:t>
-      </w:r>
-    </w:p>
-    <w:p>
-      <w:pPr>
-        <w:rPr>
-          <w:lang w:val="ru-RU"/>
-        </w:rPr>
-      </w:pPr>
-      <w:r>
-        <w:rPr>
-          <w:lang w:val="ru-RU"/>
-        </w:rPr>
-        <w:t xml:space="preserve">— </w:t>
-      </w:r>
-      <w:r>
-        <w:rPr>
-          <w:lang w:val="ru-RU"/>
-        </w:rPr>
-        <w:t>Да, это</w:t>
-      </w:r>
-      <w:r>
-        <w:rPr>
-          <w:lang w:val="ru-RU"/>
-        </w:rPr>
-        <w:t xml:space="preserve"> действительно </w:t>
-      </w:r>
-      <w:r>
-        <w:rPr>
-          <w:lang w:val="ru-RU"/>
-        </w:rPr>
-        <w:t>представляется</w:t>
-      </w:r>
-      <w:r>
-        <w:rPr>
-          <w:lang w:val="ru-RU"/>
-        </w:rPr>
-        <w:t xml:space="preserve"> важным. </w:t>
-      </w:r>
-      <w:r>
-        <w:rPr>
-          <w:lang w:val="ru-RU"/>
-        </w:rPr>
-        <w:t xml:space="preserve">Мы с Аугусто </w:t>
-      </w:r>
-      <w:r>
-        <w:rPr>
-          <w:lang w:val="ru-RU"/>
-        </w:rPr>
-        <w:t>проинформируем</w:t>
-      </w:r>
-      <w:r>
-        <w:rPr>
-          <w:lang w:val="ru-RU"/>
-        </w:rPr>
-        <w:t xml:space="preserve"> </w:t>
-      </w:r>
-      <w:r>
-        <w:rPr>
-          <w:lang w:val="ru-RU"/>
-        </w:rPr>
-        <w:t xml:space="preserve">обо всём </w:t>
-      </w:r>
-      <w:r>
-        <w:rPr>
-          <w:lang w:val="ru-RU"/>
-        </w:rPr>
-        <w:t>Триллиум. Аналитикам здесь явно будет чем заняться.</w:t>
-      </w:r>
-    </w:p>
-    <w:p>
-      <w:pPr>
-        <w:rPr>
-          <w:lang w:val="ru-RU"/>
-        </w:rPr>
-      </w:pPr>
-      <w:r>
-        <w:rPr>
-          <w:lang w:val="ru-RU"/>
-        </w:rPr>
-        <w:t xml:space="preserve">Она </w:t>
-      </w:r>
-      <w:r>
-        <w:rPr>
-          <w:lang w:val="ru-RU"/>
-        </w:rPr>
-        <w:t xml:space="preserve">взглянула на колдуна и </w:t>
-      </w:r>
-      <w:r>
-        <w:rPr>
-          <w:lang w:val="ru-RU"/>
-        </w:rPr>
-        <w:t>искательно улыбнулась.</w:t>
-      </w:r>
-    </w:p>
-    <w:p>
-      <w:pPr>
-        <w:rPr>
-          <w:lang w:val="ru-RU"/>
-        </w:rPr>
-      </w:pPr>
-      <w:r>
-        <w:rPr>
-          <w:lang w:val="ru-RU"/>
-        </w:rPr>
-        <w:t xml:space="preserve">— </w:t>
-      </w:r>
-      <w:r>
-        <w:rPr>
-          <w:lang w:val="ru-RU"/>
-        </w:rPr>
-        <w:t>А</w:t>
-      </w:r>
-      <w:r>
-        <w:rPr>
-          <w:lang w:val="ru-RU"/>
-        </w:rPr>
-        <w:t xml:space="preserve"> теперь</w:t>
-      </w:r>
-      <w:r>
-        <w:rPr>
-          <w:lang w:val="ru-RU"/>
-        </w:rPr>
-        <w:t>,</w:t>
-      </w:r>
-      <w:r>
-        <w:rPr>
-          <w:lang w:val="ru-RU"/>
-        </w:rPr>
-        <w:t xml:space="preserve"> —</w:t>
-      </w:r>
-      <w:r>
-        <w:rPr>
-          <w:lang w:val="ru-RU"/>
-        </w:rPr>
-        <w:t xml:space="preserve"> Аугусто прав</w:t>
-      </w:r>
-      <w:r>
-        <w:rPr>
-          <w:lang w:val="ru-RU"/>
-        </w:rPr>
-        <w:t xml:space="preserve">, — </w:t>
-      </w:r>
-      <w:r>
-        <w:rPr>
-          <w:lang w:val="ru-RU"/>
-        </w:rPr>
-        <w:t>позволь попросить тебя о той помощи, которую ты мне ранее предложил.</w:t>
-      </w:r>
-    </w:p>
-    <w:p>
-      <w:pPr>
-        <w:rPr>
-          <w:lang w:val="ru-RU"/>
-        </w:rPr>
-      </w:pPr>
-      <w:r>
-        <w:rPr>
-          <w:lang w:val="ru-RU"/>
-        </w:rPr>
-        <w:t>— Ну разумеется, — с вежливой улыбкой ответил колдун</w:t>
-      </w:r>
-      <w:r>
-        <w:rPr>
-          <w:lang w:val="ru-RU"/>
-        </w:rPr>
-        <w:t>.</w:t>
-      </w:r>
-      <w:r>
-        <w:rPr>
-          <w:lang w:val="ru-RU"/>
-        </w:rPr>
-        <w:t xml:space="preserve"> — Давайте закончим дела, а затем, я надеюсь, вы составите мне компанию за ужином.</w:t>
-      </w:r>
-    </w:p>
-    <w:p>
-      <w:pPr>
-        <w:rPr>
-          <w:lang w:val="ru-RU"/>
-        </w:rPr>
-      </w:pPr>
-      <w:r>
-        <w:rPr>
-          <w:lang w:val="ru-RU"/>
-        </w:rPr>
-        <w:t>— Как?</w:t>
-      </w:r>
-      <w:r>
-        <w:rPr>
-          <w:lang w:val="ru-RU"/>
-        </w:rPr>
-        <w:t>!</w:t>
-      </w:r>
-      <w:r>
-        <w:rPr>
-          <w:lang w:val="ru-RU"/>
-        </w:rPr>
-        <w:t xml:space="preserve"> — </w:t>
-      </w:r>
-      <w:r>
-        <w:rPr>
-          <w:lang w:val="ru-RU"/>
-        </w:rPr>
-        <w:t xml:space="preserve">с комичным ужасом воззрилась на него Сана, — А это было что? </w:t>
-      </w:r>
-    </w:p>
-    <w:p>
-      <w:pPr>
-        <w:rPr>
-          <w:lang w:val="ru-RU"/>
-        </w:rPr>
-      </w:pPr>
-      <w:r>
-        <w:rPr>
-          <w:lang w:val="ru-RU"/>
-        </w:rPr>
-        <w:t>Она указала на стол, уставленный блюдами.</w:t>
-      </w:r>
-    </w:p>
-    <w:p>
-      <w:pPr>
-        <w:rPr>
-          <w:lang w:val="ru-RU"/>
-        </w:rPr>
-      </w:pPr>
-      <w:r>
-        <w:rPr>
-          <w:lang w:val="ru-RU"/>
-        </w:rPr>
-        <w:t>— Разве это был не ужин?</w:t>
-      </w:r>
-    </w:p>
-    <w:p>
-      <w:pPr>
-        <w:rPr>
-          <w:lang w:val="ru-RU"/>
-        </w:rPr>
-      </w:pPr>
-      <w:r>
-        <w:rPr>
-          <w:lang w:val="ru-RU"/>
-        </w:rPr>
-        <w:t>Мейрон обратил вопросительный взгляд на Хельгу.</w:t>
-      </w:r>
-    </w:p>
-    <w:p>
-      <w:pPr>
-        <w:rPr>
-          <w:lang w:val="ru-RU"/>
-        </w:rPr>
-      </w:pPr>
-      <w:r>
-        <w:rPr>
-          <w:lang w:val="ru-RU"/>
-        </w:rPr>
-        <w:t xml:space="preserve">— Аперитив и лёгкие закуски, — поспешно пояснила </w:t>
-      </w:r>
-      <w:r>
-        <w:rPr>
-          <w:lang w:val="ru-RU"/>
-        </w:rPr>
-        <w:t>она</w:t>
-      </w:r>
-      <w:r>
-        <w:rPr>
-          <w:lang w:val="ru-RU"/>
-        </w:rPr>
-        <w:t>.</w:t>
-      </w:r>
-    </w:p>
-    <w:p>
-      <w:pPr>
-        <w:rPr>
-          <w:lang w:val="ru-RU"/>
-        </w:rPr>
-      </w:pPr>
-      <w:r>
-        <w:rPr>
-          <w:lang w:val="ru-RU"/>
-        </w:rPr>
-        <w:t>Сана рассмеялась.</w:t>
-      </w:r>
-    </w:p>
-    <w:p>
-      <w:pPr>
-        <w:rPr>
-          <w:lang w:val="ru-RU"/>
-        </w:rPr>
-      </w:pPr>
-      <w:r>
-        <w:rPr>
-          <w:lang w:val="ru-RU"/>
-        </w:rPr>
-        <w:t xml:space="preserve">— Ну уж нет. Для меня это был ужин, причём великолепный. </w:t>
-      </w:r>
-    </w:p>
-    <w:p>
-      <w:pPr>
-        <w:rPr>
-          <w:lang w:val="ru-RU"/>
-        </w:rPr>
-      </w:pPr>
-      <w:r>
-        <w:rPr>
-          <w:lang w:val="ru-RU"/>
-        </w:rPr>
         <w:t>Она сопроводила эту фразу тёплой улыбкой и благодарным кивком, обращёнными Хельге. Та улыбнулась в ответ.</w:t>
       </w:r>
     </w:p>
@@ -2836,7 +2774,6 @@
         <w:rPr>
           <w:lang w:val="ru-RU"/>
         </w:rPr>
-        <w:lastRenderedPageBreak/>
         <w:t>— Аугусто, может быть, ты воспользуешься любезным гостеприимством нашего хозяина?</w:t>
       </w:r>
     </w:p>
@@ -3785,7 +3722,6 @@
   <w:style w:type="character" w:default="1" w:styleId="DefaultParagraphFont">
     <w:name w:val="Default Paragraph Font"/>
     <w:uiPriority w:val="1"/>
-    <w:semiHidden/>
     <w:unhideWhenUsed/>
   </w:style>
   <w:style w:type="table" w:default="1" w:styleId="TableNormal">
